--- a/Ontology/EcoSecDescription.docx
+++ b/Ontology/EcoSecDescription.docx
@@ -1,6 +1,6 @@
 
 <file path=word/document.xml><?xml version="1.0" encoding="utf-8"?>
-<w:document xmlns:wpc="http://schemas.microsoft.com/office/word/2010/wordprocessingCanvas" xmlns:cx="http://schemas.microsoft.com/office/drawing/2014/chartex" xmlns:cx1="http://schemas.microsoft.com/office/drawing/2015/9/8/chartex" xmlns:cx2="http://schemas.microsoft.com/office/drawing/2015/10/21/chartex" xmlns:cx3="http://schemas.microsoft.com/office/drawing/2016/5/9/chartex" xmlns:cx4="http://schemas.microsoft.com/office/drawing/2016/5/10/chartex" xmlns:cx5="http://schemas.microsoft.com/office/drawing/2016/5/11/chartex" xmlns:cx6="http://schemas.microsoft.com/office/drawing/2016/5/12/chartex" xmlns:cx7="http://schemas.microsoft.com/office/drawing/2016/5/13/chartex" xmlns:cx8="http://schemas.microsoft.com/office/drawing/2016/5/14/chartex" xmlns:mc="http://schemas.openxmlformats.org/markup-compatibility/2006" xmlns:aink="http://schemas.microsoft.com/office/drawing/2016/ink" xmlns:am3d="http://schemas.microsoft.com/office/drawing/2017/model3d" xmlns:o="urn:schemas-microsoft-com:office:office" xmlns:oel="http://schemas.microsoft.com/office/2019/extlst" xmlns:r="http://schemas.openxmlformats.org/officeDocument/2006/relationships" xmlns:m="http://schemas.openxmlformats.org/officeDocument/2006/math" xmlns:v="urn:schemas-microsoft-com:vml" xmlns:wp14="http://schemas.microsoft.com/office/word/2010/wordprocessingDrawing" xmlns:wp="http://schemas.openxmlformats.org/drawingml/2006/wordprocessingDrawing" xmlns:w10="urn:schemas-microsoft-com:office:word" xmlns:w="http://schemas.openxmlformats.org/wordprocessingml/2006/main" xmlns:w14="http://schemas.microsoft.com/office/word/2010/wordml" xmlns:w15="http://schemas.microsoft.com/office/word/2012/wordml" xmlns:w16cex="http://schemas.microsoft.com/office/word/2018/wordml/cex" xmlns:w16cid="http://schemas.microsoft.com/office/word/2016/wordml/cid" xmlns:w16="http://schemas.microsoft.com/office/word/2018/wordml" xmlns:w16sdtdh="http://schemas.microsoft.com/office/word/2020/wordml/sdtdatahash" xmlns:w16se="http://schemas.microsoft.com/office/word/2015/wordml/symex" xmlns:wpg="http://schemas.microsoft.com/office/word/2010/wordprocessingGroup" xmlns:wpi="http://schemas.microsoft.com/office/word/2010/wordprocessingInk" xmlns:wne="http://schemas.microsoft.com/office/word/2006/wordml" xmlns:wps="http://schemas.microsoft.com/office/word/2010/wordprocessingShape" mc:Ignorable="w14 w15 w16se w16cid w16 w16cex w16sdtdh wp14">
+<w:document xmlns:wpc="http://schemas.microsoft.com/office/word/2010/wordprocessingCanvas" xmlns:cx="http://schemas.microsoft.com/office/drawing/2014/chartex" xmlns:cx1="http://schemas.microsoft.com/office/drawing/2015/9/8/chartex" xmlns:cx2="http://schemas.microsoft.com/office/drawing/2015/10/21/chartex" xmlns:cx3="http://schemas.microsoft.com/office/drawing/2016/5/9/chartex" xmlns:cx4="http://schemas.microsoft.com/office/drawing/2016/5/10/chartex" xmlns:cx5="http://schemas.microsoft.com/office/drawing/2016/5/11/chartex" xmlns:cx6="http://schemas.microsoft.com/office/drawing/2016/5/12/chartex" xmlns:cx7="http://schemas.microsoft.com/office/drawing/2016/5/13/chartex" xmlns:cx8="http://schemas.microsoft.com/office/drawing/2016/5/14/chartex" xmlns:mc="http://schemas.openxmlformats.org/markup-compatibility/2006" xmlns:aink="http://schemas.microsoft.com/office/drawing/2016/ink" xmlns:am3d="http://schemas.microsoft.com/office/drawing/2017/model3d" xmlns:o="urn:schemas-microsoft-com:office:office" xmlns:oel="http://schemas.microsoft.com/office/2019/extlst" xmlns:r="http://schemas.openxmlformats.org/officeDocument/2006/relationships" xmlns:m="http://schemas.openxmlformats.org/officeDocument/2006/math" xmlns:v="urn:schemas-microsoft-com:vml" xmlns:wp14="http://schemas.microsoft.com/office/word/2010/wordprocessingDrawing" xmlns:wp="http://schemas.openxmlformats.org/drawingml/2006/wordprocessingDrawing" xmlns:w10="urn:schemas-microsoft-com:office:word" xmlns:w="http://schemas.openxmlformats.org/wordprocessingml/2006/main" xmlns:w14="http://schemas.microsoft.com/office/word/2010/wordml" xmlns:w15="http://schemas.microsoft.com/office/word/2012/wordml" xmlns:w16cex="http://schemas.microsoft.com/office/word/2018/wordml/cex" xmlns:w16cid="http://schemas.microsoft.com/office/word/2016/wordml/cid" xmlns:w16="http://schemas.microsoft.com/office/word/2018/wordml" xmlns:w16du="http://schemas.microsoft.com/office/word/2023/wordml/word16du" xmlns:w16sdtdh="http://schemas.microsoft.com/office/word/2020/wordml/sdtdatahash" xmlns:w16sdtfl="http://schemas.microsoft.com/office/word/2024/wordml/sdtformatlock" xmlns:w16se="http://schemas.microsoft.com/office/word/2015/wordml/symex" xmlns:wpg="http://schemas.microsoft.com/office/word/2010/wordprocessingGroup" xmlns:wpi="http://schemas.microsoft.com/office/word/2010/wordprocessingInk" xmlns:wne="http://schemas.microsoft.com/office/word/2006/wordml" xmlns:wps="http://schemas.microsoft.com/office/word/2010/wordprocessingShape" mc:Ignorable="w14 w15 w16se w16cid w16 w16cex w16sdtdh w16sdtfl w16du wp14">
   <w:body>
     <w:p>
       <w:pPr>
@@ -115,6 +115,124 @@
           <w:lang w:val="en-US"/>
         </w:rPr>
       </w:pPr>
+      <w:r>
+        <w:rPr>
+          <w:noProof/>
+          <w:lang w:val="en-US"/>
+          <w14:ligatures w14:val="standardContextual"/>
+        </w:rPr>
+        <w:drawing>
+          <wp:inline distT="0" distB="0" distL="0" distR="0" wp14:anchorId="1CBAF004" wp14:editId="3E748C3D">
+            <wp:extent cx="5731510" cy="3670935"/>
+            <wp:effectExtent l="0" t="0" r="0" b="0"/>
+            <wp:docPr id="283456138" name="Picture 1" descr="A diagram of a diagram&#10;&#10;AI-generated content may be incorrect."/>
+            <wp:cNvGraphicFramePr>
+              <a:graphicFrameLocks xmlns:a="http://schemas.openxmlformats.org/drawingml/2006/main" noChangeAspect="1"/>
+            </wp:cNvGraphicFramePr>
+            <a:graphic xmlns:a="http://schemas.openxmlformats.org/drawingml/2006/main">
+              <a:graphicData uri="http://schemas.openxmlformats.org/drawingml/2006/picture">
+                <pic:pic xmlns:pic="http://schemas.openxmlformats.org/drawingml/2006/picture">
+                  <pic:nvPicPr>
+                    <pic:cNvPr id="283456138" name="Picture 1" descr="A diagram of a diagram&#10;&#10;AI-generated content may be incorrect."/>
+                    <pic:cNvPicPr/>
+                  </pic:nvPicPr>
+                  <pic:blipFill>
+                    <a:blip r:embed="rId7" cstate="print">
+                      <a:extLst>
+                        <a:ext uri="{28A0092B-C50C-407E-A947-70E740481C1C}">
+                          <a14:useLocalDpi xmlns:a14="http://schemas.microsoft.com/office/drawing/2010/main" val="0"/>
+                        </a:ext>
+                      </a:extLst>
+                    </a:blip>
+                    <a:stretch>
+                      <a:fillRect/>
+                    </a:stretch>
+                  </pic:blipFill>
+                  <pic:spPr>
+                    <a:xfrm>
+                      <a:off x="0" y="0"/>
+                      <a:ext cx="5731510" cy="3670935"/>
+                    </a:xfrm>
+                    <a:prstGeom prst="rect">
+                      <a:avLst/>
+                    </a:prstGeom>
+                  </pic:spPr>
+                </pic:pic>
+              </a:graphicData>
+            </a:graphic>
+          </wp:inline>
+        </w:drawing>
+      </w:r>
+    </w:p>
+    <w:p>
+      <w:pPr>
+        <w:rPr>
+          <w:lang w:val="en-US"/>
+        </w:rPr>
+      </w:pPr>
+    </w:p>
+    <w:p>
+      <w:pPr>
+        <w:rPr>
+          <w:lang w:val="en-US"/>
+        </w:rPr>
+      </w:pPr>
+    </w:p>
+    <w:p>
+      <w:pPr>
+        <w:rPr>
+          <w:lang w:val="en-US"/>
+        </w:rPr>
+      </w:pPr>
+    </w:p>
+    <w:p>
+      <w:pPr>
+        <w:rPr>
+          <w:lang w:val="en-US"/>
+        </w:rPr>
+      </w:pPr>
+    </w:p>
+    <w:p>
+      <w:pPr>
+        <w:rPr>
+          <w:lang w:val="en-US"/>
+        </w:rPr>
+      </w:pPr>
+    </w:p>
+    <w:p>
+      <w:pPr>
+        <w:rPr>
+          <w:lang w:val="en-US"/>
+        </w:rPr>
+      </w:pPr>
+    </w:p>
+    <w:p>
+      <w:pPr>
+        <w:rPr>
+          <w:lang w:val="en-US"/>
+        </w:rPr>
+      </w:pPr>
+    </w:p>
+    <w:p>
+      <w:pPr>
+        <w:rPr>
+          <w:lang w:val="en-US"/>
+        </w:rPr>
+      </w:pPr>
+    </w:p>
+    <w:p>
+      <w:pPr>
+        <w:rPr>
+          <w:lang w:val="en-US"/>
+        </w:rPr>
+      </w:pPr>
+    </w:p>
+    <w:p>
+      <w:pPr>
+        <w:rPr>
+          <w:lang w:val="en-US"/>
+        </w:rPr>
+      </w:pPr>
     </w:p>
     <w:p>
       <w:pPr>
@@ -123,18 +241,66 @@
           <w:lang w:val="en-US"/>
         </w:rPr>
       </w:pPr>
-      <w:proofErr w:type="spellStart"/>
-      <w:r>
-        <w:rPr>
-          <w:lang w:val="en-US"/>
-        </w:rPr>
-        <w:t>SustainabilityLabel</w:t>
-      </w:r>
-      <w:proofErr w:type="spellEnd"/>
+      <w:r>
+        <w:rPr>
+          <w:lang w:val="en-US"/>
+        </w:rPr>
+        <w:lastRenderedPageBreak/>
+        <w:t>Sustainability</w:t>
+      </w:r>
+      <w:r>
+        <w:rPr>
+          <w:lang w:val="en-US"/>
+        </w:rPr>
+        <w:t xml:space="preserve"> </w:t>
+      </w:r>
+      <w:r>
+        <w:rPr>
+          <w:lang w:val="en-US"/>
+        </w:rPr>
+        <w:t>Label</w:t>
+      </w:r>
+      <w:r>
+        <w:rPr>
+          <w:lang w:val="en-US"/>
+        </w:rPr>
+        <w:t>s</w:t>
+      </w:r>
     </w:p>
     <w:p>
       <w:pPr>
         <w:jc w:val="center"/>
+        <w:rPr>
+          <w:b/>
+          <w:bCs/>
+          <w:lang w:val="en-US" w:eastAsia="en-US"/>
+        </w:rPr>
+      </w:pPr>
+    </w:p>
+    <w:p>
+      <w:pPr>
+        <w:rPr>
+          <w:lang w:val="en-US" w:eastAsia="en-US"/>
+        </w:rPr>
+      </w:pPr>
+      <w:r>
+        <w:rPr>
+          <w:lang w:val="en-US" w:eastAsia="en-US"/>
+        </w:rPr>
+        <w:t>Classifies the sustainability performance of devices and security mechanisms from A (most sustainable) to G (least sustainable).</w:t>
+      </w:r>
+    </w:p>
+    <w:p>
+      <w:pPr>
+        <w:rPr>
+          <w:b/>
+          <w:bCs/>
+          <w:lang w:eastAsia="en-US"/>
+        </w:rPr>
+      </w:pPr>
+    </w:p>
+    <w:p>
+      <w:pPr>
         <w:rPr>
           <w:b/>
           <w:bCs/>
@@ -150,7 +316,7 @@
           <w14:ligatures w14:val="standardContextual"/>
         </w:rPr>
         <w:drawing>
-          <wp:inline distT="0" distB="0" distL="0" distR="0" wp14:anchorId="3292A18E" wp14:editId="04DA708A">
+          <wp:inline distT="0" distB="0" distL="0" distR="0" wp14:anchorId="55BF8161" wp14:editId="2ED359EE">
             <wp:extent cx="3628957" cy="1088687"/>
             <wp:effectExtent l="0" t="0" r="3810" b="3810"/>
             <wp:docPr id="1433378516" name="Picture 5" descr="A label with text and words&#10;&#10;Description automatically generated with medium confidence"/>
@@ -165,7 +331,7 @@
                     <pic:cNvPicPr/>
                   </pic:nvPicPr>
                   <pic:blipFill>
-                    <a:blip r:embed="rId7">
+                    <a:blip r:embed="rId8">
                       <a:extLst>
                         <a:ext uri="{28A0092B-C50C-407E-A947-70E740481C1C}">
                           <a14:useLocalDpi xmlns:a14="http://schemas.microsoft.com/office/drawing/2010/main" val="0"/>
@@ -209,105 +375,195 @@
           <w:lang w:val="en-US" w:eastAsia="en-US"/>
         </w:rPr>
       </w:pPr>
-    </w:p>
-    <w:p>
-      <w:pPr>
+      <w:r>
         <w:rPr>
           <w:b/>
           <w:bCs/>
           <w:lang w:val="en-US" w:eastAsia="en-US"/>
         </w:rPr>
-      </w:pPr>
+        <w:t xml:space="preserve">Class </w:t>
+      </w:r>
+      <w:proofErr w:type="spellStart"/>
       <w:r>
         <w:rPr>
           <w:b/>
           <w:bCs/>
           <w:lang w:val="en-US" w:eastAsia="en-US"/>
         </w:rPr>
-        <w:t xml:space="preserve">Class </w:t>
-      </w:r>
-      <w:proofErr w:type="spellStart"/>
-      <w:r>
+        <w:t>SustainabilityLabel</w:t>
+      </w:r>
+      <w:proofErr w:type="spellEnd"/>
+    </w:p>
+    <w:p>
+      <w:pPr>
+        <w:rPr>
+          <w:lang w:val="en-US" w:eastAsia="en-US"/>
+        </w:rPr>
+      </w:pPr>
+    </w:p>
+    <w:p>
+      <w:pPr>
+        <w:rPr>
+          <w:lang w:eastAsia="en-US"/>
+        </w:rPr>
+      </w:pPr>
+      <w:r>
+        <w:rPr>
+          <w:lang w:eastAsia="en-US"/>
+        </w:rPr>
+        <w:t>Represents the sustainability performance of various entities, including devices, security mechanisms, and other products, across their lifecycle or operational practices. Labels range from A (most sustainable) to G (least sustainable), providing a clear and standardized measure of environmental impact, resource efficiency, and overall sustainability.</w:t>
+      </w:r>
+    </w:p>
+    <w:p>
+      <w:pPr>
+        <w:rPr>
+          <w:lang w:eastAsia="en-US"/>
+        </w:rPr>
+      </w:pPr>
+    </w:p>
+    <w:p>
+      <w:pPr>
+        <w:rPr>
+          <w:lang w:val="en-US" w:eastAsia="en-US"/>
+        </w:rPr>
+      </w:pPr>
+    </w:p>
+    <w:p>
+      <w:pPr>
         <w:rPr>
           <w:b/>
           <w:bCs/>
-          <w:lang w:val="en-US" w:eastAsia="en-US"/>
-        </w:rPr>
-        <w:t>SustainabilityLabel</w:t>
-      </w:r>
-      <w:proofErr w:type="spellEnd"/>
-    </w:p>
-    <w:p>
-      <w:pPr>
-        <w:rPr>
-          <w:lang w:val="en-US" w:eastAsia="en-US"/>
-        </w:rPr>
-      </w:pPr>
-    </w:p>
-    <w:p>
-      <w:pPr>
-        <w:rPr>
-          <w:lang w:eastAsia="en-US"/>
-        </w:rPr>
-      </w:pPr>
-      <w:r>
-        <w:rPr>
-          <w:lang w:eastAsia="en-US"/>
-        </w:rPr>
-        <w:t>Represents the sustainability performance of various entities, including devices, security mechanisms, and other products, across their lifecycle or operational practices. Labels range from A (most sustainable) to G (least sustainable), providing a clear and standardized measure of environmental impact, resource efficiency, and overall sustainability.</w:t>
-      </w:r>
-    </w:p>
-    <w:p>
-      <w:pPr>
-        <w:rPr>
-          <w:lang w:eastAsia="en-US"/>
-        </w:rPr>
-      </w:pPr>
-    </w:p>
-    <w:p>
-      <w:pPr>
-        <w:rPr>
-          <w:lang w:val="en-US" w:eastAsia="en-US"/>
-        </w:rPr>
-      </w:pPr>
-    </w:p>
-    <w:p>
-      <w:pPr>
+          <w:lang w:val="en-US"/>
+        </w:rPr>
+      </w:pPr>
+      <w:r>
         <w:rPr>
           <w:b/>
           <w:bCs/>
           <w:lang w:val="en-US"/>
         </w:rPr>
-      </w:pPr>
+        <w:t xml:space="preserve">Object property </w:t>
+      </w:r>
+      <w:proofErr w:type="spellStart"/>
       <w:r>
         <w:rPr>
           <w:b/>
           <w:bCs/>
           <w:lang w:val="en-US"/>
         </w:rPr>
-        <w:t xml:space="preserve">Object property </w:t>
-      </w:r>
-      <w:proofErr w:type="spellStart"/>
-      <w:r>
+        <w:t>isLessSustainableThan</w:t>
+      </w:r>
+      <w:proofErr w:type="spellEnd"/>
+    </w:p>
+    <w:p>
+      <w:pPr>
+        <w:rPr>
+          <w:lang w:val="en-US" w:eastAsia="en-US"/>
+        </w:rPr>
+      </w:pPr>
+    </w:p>
+    <w:p>
+      <w:r>
+        <w:t>Indicates that one sustainability label denotes a lower level of sustainability compared to another. This hierarchical relationship helps in understanding and comparing the sustainability performance across different labels.</w:t>
+      </w:r>
+    </w:p>
+    <w:p/>
+    <w:p/>
+    <w:p>
+      <w:pPr>
         <w:rPr>
           <w:b/>
           <w:bCs/>
           <w:lang w:val="en-US"/>
         </w:rPr>
-        <w:t>isLessSustainableThan</w:t>
+      </w:pPr>
+      <w:r>
+        <w:rPr>
+          <w:b/>
+          <w:bCs/>
+          <w:lang w:val="en-US"/>
+        </w:rPr>
+        <w:t xml:space="preserve">Object property </w:t>
+      </w:r>
+      <w:proofErr w:type="spellStart"/>
+      <w:r>
+        <w:rPr>
+          <w:b/>
+          <w:bCs/>
+          <w:lang w:val="en-US"/>
+        </w:rPr>
+        <w:t>isMoreSustainableThan</w:t>
       </w:r>
       <w:proofErr w:type="spellEnd"/>
     </w:p>
-    <w:p>
-      <w:pPr>
-        <w:rPr>
-          <w:lang w:val="en-US" w:eastAsia="en-US"/>
-        </w:rPr>
-      </w:pPr>
-    </w:p>
-    <w:p>
-      <w:r>
-        <w:t>Indicates that one sustainability label denotes a lower level of sustainability compared to another. This hierarchical relationship helps in understanding and comparing the sustainability performance across different labels.</w:t>
+    <w:p/>
+    <w:p>
+      <w:pPr>
+        <w:rPr>
+          <w:lang w:val="en-US"/>
+        </w:rPr>
+      </w:pPr>
+      <w:r>
+        <w:t>Indicates that one sustainability label represents a higher level of sustainability compared to another. It establishes a hierarchy among labels, facilitating comparison and decision-making based on sustainability criteria</w:t>
+      </w:r>
+      <w:r>
+        <w:t>.</w:t>
+      </w:r>
+    </w:p>
+    <w:p>
+      <w:pPr>
+        <w:rPr>
+          <w:lang w:val="en-US"/>
+        </w:rPr>
+      </w:pPr>
+    </w:p>
+    <w:p>
+      <w:pPr>
+        <w:rPr>
+          <w:lang w:val="en-US"/>
+        </w:rPr>
+      </w:pPr>
+    </w:p>
+    <w:p>
+      <w:pPr>
+        <w:rPr>
+          <w:b/>
+          <w:bCs/>
+          <w:lang w:val="en-US"/>
+        </w:rPr>
+      </w:pPr>
+      <w:r>
+        <w:rPr>
+          <w:b/>
+          <w:bCs/>
+          <w:lang w:val="en-US"/>
+        </w:rPr>
+        <w:t xml:space="preserve">Individual </w:t>
+      </w:r>
+      <w:proofErr w:type="spellStart"/>
+      <w:r>
+        <w:rPr>
+          <w:b/>
+          <w:bCs/>
+          <w:lang w:val="en-US"/>
+        </w:rPr>
+        <w:t>ASustainabilityLabel</w:t>
+      </w:r>
+      <w:proofErr w:type="spellEnd"/>
+    </w:p>
+    <w:p>
+      <w:pPr>
+        <w:rPr>
+          <w:lang w:val="en-US"/>
+        </w:rPr>
+      </w:pPr>
+    </w:p>
+    <w:p>
+      <w:r>
+        <w:t>Represents the highest standard of sustainability. Products or practices with this label are considered to have the lowest environmental impact and highest efficiency and sustainability in their category</w:t>
+      </w:r>
+      <w:r>
+        <w:t>.</w:t>
       </w:r>
     </w:p>
     <w:p/>
@@ -326,7 +582,7 @@
           <w:bCs/>
           <w:lang w:val="en-US"/>
         </w:rPr>
-        <w:t xml:space="preserve">Object property </w:t>
+        <w:t xml:space="preserve">Individual </w:t>
       </w:r>
       <w:proofErr w:type="spellStart"/>
       <w:r>
@@ -335,39 +591,18 @@
           <w:bCs/>
           <w:lang w:val="en-US"/>
         </w:rPr>
-        <w:t>isMoreSustainableThan</w:t>
+        <w:t>BSustainabilityLabel</w:t>
       </w:r>
       <w:proofErr w:type="spellEnd"/>
     </w:p>
     <w:p/>
     <w:p>
-      <w:pPr>
-        <w:rPr>
-          <w:lang w:val="en-US"/>
-        </w:rPr>
-      </w:pPr>
-      <w:r>
-        <w:lastRenderedPageBreak/>
-        <w:t>Indicates that one sustainability label represents a higher level of sustainability compared to another. It establishes a hierarchy among labels, facilitating comparison and decision-making based on sustainability criteria</w:t>
-      </w:r>
-      <w:r>
-        <w:t>.</w:t>
-      </w:r>
-    </w:p>
-    <w:p>
-      <w:pPr>
-        <w:rPr>
-          <w:lang w:val="en-US"/>
-        </w:rPr>
-      </w:pPr>
-    </w:p>
-    <w:p>
-      <w:pPr>
-        <w:rPr>
-          <w:lang w:val="en-US"/>
-        </w:rPr>
-      </w:pPr>
-    </w:p>
+      <w:r>
+        <w:t>Denotes a high level of sustainability, second only to A. Products or practices labeled B are highly sustainable with minor areas for improvement compared to A.</w:t>
+      </w:r>
+    </w:p>
+    <w:p/>
+    <w:p/>
     <w:p>
       <w:pPr>
         <w:rPr>
@@ -382,6 +617,7 @@
           <w:bCs/>
           <w:lang w:val="en-US"/>
         </w:rPr>
+        <w:lastRenderedPageBreak/>
         <w:t xml:space="preserve">Individual </w:t>
       </w:r>
       <w:proofErr w:type="spellStart"/>
@@ -391,23 +627,14 @@
           <w:bCs/>
           <w:lang w:val="en-US"/>
         </w:rPr>
-        <w:t>ASustainabilityLabel</w:t>
+        <w:t>CSustainabilityLabel</w:t>
       </w:r>
       <w:proofErr w:type="spellEnd"/>
     </w:p>
-    <w:p>
-      <w:pPr>
-        <w:rPr>
-          <w:lang w:val="en-US"/>
-        </w:rPr>
-      </w:pPr>
-    </w:p>
-    <w:p>
-      <w:r>
-        <w:t>Represents the highest standard of sustainability. Products or practices with this label are considered to have the lowest environmental impact and highest efficiency and sustainability in their category</w:t>
-      </w:r>
-      <w:r>
-        <w:t>.</w:t>
+    <w:p/>
+    <w:p>
+      <w:r>
+        <w:t>Reflects a moderate level of sustainability. C labeled entities offer a balanced sustainability performance but with significant room for improvement to reach higher standards.</w:t>
       </w:r>
     </w:p>
     <w:p/>
@@ -435,14 +662,14 @@
           <w:bCs/>
           <w:lang w:val="en-US"/>
         </w:rPr>
-        <w:t>BSustainabilityLabel</w:t>
+        <w:t>DSustainabilityLabel</w:t>
       </w:r>
       <w:proofErr w:type="spellEnd"/>
     </w:p>
     <w:p/>
     <w:p>
       <w:r>
-        <w:t>Denotes a high level of sustainability, second only to A. Products or practices labeled B are highly sustainable with minor areas for improvement compared to A.</w:t>
+        <w:t>Indicates a sustainability performance that is below average, with D being more sustainable than E, F, and G but less so than C, B, and A. As the labels progress to E, F, and G, they represent decreasing levels of sustainability, indicating increasing environmental impacts and lower efficiency.</w:t>
       </w:r>
     </w:p>
     <w:p/>
@@ -470,18 +697,41 @@
           <w:bCs/>
           <w:lang w:val="en-US"/>
         </w:rPr>
-        <w:t>CSustainabilityLabel</w:t>
+        <w:t>ESustainabilityLabel</w:t>
       </w:r>
       <w:proofErr w:type="spellEnd"/>
     </w:p>
-    <w:p/>
-    <w:p>
-      <w:r>
-        <w:t>Reflects a moderate level of sustainability. C labeled entities offer a balanced sustainability performance but with significant room for improvement to reach higher standards.</w:t>
-      </w:r>
-    </w:p>
-    <w:p/>
-    <w:p/>
+    <w:p>
+      <w:pPr>
+        <w:rPr>
+          <w:lang w:val="en-US"/>
+        </w:rPr>
+      </w:pPr>
+    </w:p>
+    <w:p>
+      <w:pPr>
+        <w:rPr>
+          <w:lang w:val="en-US"/>
+        </w:rPr>
+      </w:pPr>
+      <w:r>
+        <w:t>Signifies a lower level of sustainability, indicating a need for significant improvements. Products or practices with an E label have a notable environmental impact and efficiency issues. This label suggests that while some sustainability measures may be in place, there are considerable areas for improvement to move towards a more sustainable outcome.</w:t>
+      </w:r>
+    </w:p>
+    <w:p>
+      <w:pPr>
+        <w:rPr>
+          <w:lang w:val="en-US"/>
+        </w:rPr>
+      </w:pPr>
+    </w:p>
+    <w:p>
+      <w:pPr>
+        <w:rPr>
+          <w:lang w:val="en-US"/>
+        </w:rPr>
+      </w:pPr>
+    </w:p>
     <w:p>
       <w:pPr>
         <w:rPr>
@@ -505,18 +755,41 @@
           <w:bCs/>
           <w:lang w:val="en-US"/>
         </w:rPr>
-        <w:t>DSustainabilityLabel</w:t>
+        <w:t>FSustainabilityLabel</w:t>
       </w:r>
       <w:proofErr w:type="spellEnd"/>
     </w:p>
-    <w:p/>
-    <w:p>
-      <w:r>
-        <w:t>Indicates a sustainability performance that is below average, with D being more sustainable than E, F, and G but less so than C, B, and A. As the labels progress to E, F, and G, they represent decreasing levels of sustainability, indicating increasing environmental impacts and lower efficiency.</w:t>
-      </w:r>
-    </w:p>
-    <w:p/>
-    <w:p/>
+    <w:p>
+      <w:pPr>
+        <w:rPr>
+          <w:lang w:val="en-US"/>
+        </w:rPr>
+      </w:pPr>
+    </w:p>
+    <w:p>
+      <w:pPr>
+        <w:rPr>
+          <w:lang w:val="en-US"/>
+        </w:rPr>
+      </w:pPr>
+      <w:r>
+        <w:t>Represents a sustainability level that is second to last, highlighting substantial environmental impacts and a lack of efficiency. F labeled entities require major changes and enhancements in their sustainability practices and operations to reduce their negative environmental footprint.</w:t>
+      </w:r>
+    </w:p>
+    <w:p>
+      <w:pPr>
+        <w:rPr>
+          <w:lang w:val="en-US"/>
+        </w:rPr>
+      </w:pPr>
+    </w:p>
+    <w:p>
+      <w:pPr>
+        <w:rPr>
+          <w:lang w:val="en-US"/>
+        </w:rPr>
+      </w:pPr>
+    </w:p>
     <w:p>
       <w:pPr>
         <w:rPr>
@@ -540,7 +813,7 @@
           <w:bCs/>
           <w:lang w:val="en-US"/>
         </w:rPr>
-        <w:t>ESustainabilityLabel</w:t>
+        <w:t>GSustainabilityLabel</w:t>
       </w:r>
       <w:proofErr w:type="spellEnd"/>
     </w:p>
@@ -558,156 +831,202 @@
         </w:rPr>
       </w:pPr>
       <w:r>
-        <w:t>Signifies a lower level of sustainability, indicating a need for significant improvements. Products or practices with an E label have a notable environmental impact and efficiency issues. This label suggests that while some sustainability measures may be in place, there are considerable areas for improvement to move towards a more sustainable outcome.</w:t>
-      </w:r>
-    </w:p>
-    <w:p>
-      <w:pPr>
-        <w:rPr>
-          <w:lang w:val="en-US"/>
-        </w:rPr>
-      </w:pPr>
-    </w:p>
-    <w:p>
-      <w:pPr>
-        <w:rPr>
-          <w:lang w:val="en-US"/>
-        </w:rPr>
-      </w:pPr>
-    </w:p>
-    <w:p>
-      <w:pPr>
-        <w:rPr>
-          <w:b/>
-          <w:bCs/>
-          <w:lang w:val="en-US"/>
-        </w:rPr>
-      </w:pPr>
-      <w:r>
-        <w:rPr>
-          <w:b/>
-          <w:bCs/>
-          <w:lang w:val="en-US"/>
-        </w:rPr>
-        <w:t xml:space="preserve">Individual </w:t>
+        <w:t>Denotes the lowest level of sustainability, indicating the highest environmental impact and the least efficient use of resources. Entities with a G label are considered the least sustainable, underscoring an urgent need for comprehensive measures to significantly improve their sustainability performance.</w:t>
+      </w:r>
+    </w:p>
+    <w:p>
+      <w:pPr>
+        <w:rPr>
+          <w:lang w:val="en-US"/>
+        </w:rPr>
+      </w:pPr>
+    </w:p>
+    <w:p>
+      <w:pPr>
+        <w:rPr>
+          <w:lang w:val="en-US"/>
+        </w:rPr>
+      </w:pPr>
+    </w:p>
+    <w:p>
+      <w:pPr>
+        <w:pStyle w:val="IntenseQuote"/>
+        <w:rPr>
+          <w:lang w:val="en-US"/>
+        </w:rPr>
+      </w:pPr>
+      <w:r>
+        <w:rPr>
+          <w:lang w:val="en-US"/>
+        </w:rPr>
+        <w:t>Sustainability Requirements</w:t>
+      </w:r>
+    </w:p>
+    <w:p>
+      <w:pPr>
+        <w:rPr>
+          <w:lang w:val="en-US"/>
+        </w:rPr>
+      </w:pPr>
+      <w:r>
+        <w:rPr>
+          <w:lang w:val="en-US"/>
+        </w:rPr>
+        <w:t>Sustainability Requirements allow expressing sustainability-related expectations linked to existing security requirements.</w:t>
+      </w:r>
+    </w:p>
+    <w:p>
+      <w:pPr>
+        <w:rPr>
+          <w:lang w:val="en-US"/>
+        </w:rPr>
+      </w:pPr>
+    </w:p>
+    <w:p>
+      <w:pPr>
+        <w:rPr>
+          <w:lang w:val="en-US"/>
+        </w:rPr>
+      </w:pPr>
+      <w:r>
+        <w:rPr>
+          <w:lang w:val="en-US"/>
+        </w:rPr>
+        <w:t>A Security Requirement can be associated with one or more Security Features, which represent the security functionalities needed to satisfy that requirement.</w:t>
+      </w:r>
+    </w:p>
+    <w:p>
+      <w:pPr>
+        <w:rPr>
+          <w:lang w:val="en-US"/>
+        </w:rPr>
+      </w:pPr>
+    </w:p>
+    <w:p>
+      <w:pPr>
+        <w:rPr>
+          <w:lang w:val="en-US"/>
+        </w:rPr>
+      </w:pPr>
+      <w:r>
+        <w:rPr>
+          <w:lang w:val="en-US"/>
+        </w:rPr>
+        <w:t xml:space="preserve">Each Security Feature (inherited from </w:t>
       </w:r>
       <w:proofErr w:type="spellStart"/>
       <w:r>
         <w:rPr>
-          <w:b/>
-          <w:bCs/>
-          <w:lang w:val="en-US"/>
-        </w:rPr>
-        <w:t>FSustainabilityLabel</w:t>
+          <w:lang w:val="en-US"/>
+        </w:rPr>
+        <w:t>OntoCarmen</w:t>
       </w:r>
       <w:proofErr w:type="spellEnd"/>
-    </w:p>
-    <w:p>
-      <w:pPr>
-        <w:rPr>
-          <w:lang w:val="en-US"/>
-        </w:rPr>
-      </w:pPr>
-    </w:p>
-    <w:p>
-      <w:pPr>
-        <w:rPr>
-          <w:lang w:val="en-US"/>
-        </w:rPr>
-      </w:pPr>
-      <w:r>
-        <w:t>Represents a sustainability level that is second to last, highlighting substantial environmental impacts and a lack of efficiency. F labeled entities require major changes and enhancements in their sustainability practices and operations to reduce their negative environmental footprint.</w:t>
-      </w:r>
-    </w:p>
-    <w:p>
-      <w:pPr>
-        <w:rPr>
-          <w:lang w:val="en-US"/>
-        </w:rPr>
-      </w:pPr>
-    </w:p>
-    <w:p>
-      <w:pPr>
-        <w:rPr>
-          <w:lang w:val="en-US"/>
-        </w:rPr>
-      </w:pPr>
-    </w:p>
-    <w:p>
-      <w:pPr>
-        <w:rPr>
-          <w:b/>
-          <w:bCs/>
-          <w:lang w:val="en-US"/>
-        </w:rPr>
-      </w:pPr>
-      <w:r>
-        <w:rPr>
-          <w:b/>
-          <w:bCs/>
-          <w:lang w:val="en-US"/>
-        </w:rPr>
-        <w:t xml:space="preserve">Individual </w:t>
+      <w:r>
+        <w:rPr>
+          <w:lang w:val="en-US"/>
+        </w:rPr>
+        <w:t>) includes the following properties:</w:t>
+      </w:r>
+    </w:p>
+    <w:p>
+      <w:pPr>
+        <w:rPr>
+          <w:lang w:val="en-US"/>
+        </w:rPr>
+      </w:pPr>
+    </w:p>
+    <w:p>
+      <w:pPr>
+        <w:rPr>
+          <w:lang w:val="en-US"/>
+        </w:rPr>
+      </w:pPr>
+      <w:r>
+        <w:rPr>
+          <w:lang w:val="en-US"/>
+        </w:rPr>
+        <w:t>- Security constraints.</w:t>
+      </w:r>
+    </w:p>
+    <w:p>
+      <w:pPr>
+        <w:rPr>
+          <w:lang w:val="en-US"/>
+        </w:rPr>
+      </w:pPr>
+      <w:r>
+        <w:rPr>
+          <w:lang w:val="en-US"/>
+        </w:rPr>
+        <w:t>- Security level.</w:t>
+      </w:r>
+    </w:p>
+    <w:p>
+      <w:pPr>
+        <w:rPr>
+          <w:lang w:val="en-US"/>
+        </w:rPr>
+      </w:pPr>
+      <w:r>
+        <w:rPr>
+          <w:lang w:val="en-US"/>
+        </w:rPr>
+        <w:t xml:space="preserve">- Sustainability label, added in </w:t>
       </w:r>
       <w:proofErr w:type="spellStart"/>
       <w:r>
         <w:rPr>
-          <w:b/>
-          <w:bCs/>
-          <w:lang w:val="en-US"/>
-        </w:rPr>
-        <w:t>GSustainabilityLabel</w:t>
+          <w:lang w:val="en-US"/>
+        </w:rPr>
+        <w:t>EcoSec</w:t>
       </w:r>
       <w:proofErr w:type="spellEnd"/>
-    </w:p>
-    <w:p>
-      <w:pPr>
-        <w:rPr>
-          <w:lang w:val="en-US"/>
-        </w:rPr>
-      </w:pPr>
-    </w:p>
-    <w:p>
-      <w:pPr>
-        <w:rPr>
-          <w:lang w:val="en-US"/>
-        </w:rPr>
-      </w:pPr>
-      <w:r>
-        <w:lastRenderedPageBreak/>
-        <w:t>Denotes the lowest level of sustainability, indicating the highest environmental impact and the least efficient use of resources. Entities with a G label are considered the least sustainable, underscoring an urgent need for comprehensive measures to significantly improve their sustainability performance.</w:t>
-      </w:r>
-    </w:p>
-    <w:p>
-      <w:pPr>
-        <w:rPr>
-          <w:lang w:val="en-US"/>
-        </w:rPr>
-      </w:pPr>
-    </w:p>
-    <w:p>
-      <w:pPr>
-        <w:rPr>
-          <w:lang w:val="en-US"/>
-        </w:rPr>
-      </w:pPr>
-    </w:p>
-    <w:p>
-      <w:pPr>
-        <w:pStyle w:val="IntenseQuote"/>
-        <w:rPr>
-          <w:lang w:val="en-US"/>
-        </w:rPr>
-      </w:pPr>
-      <w:r>
-        <w:rPr>
-          <w:lang w:val="en-US"/>
-        </w:rPr>
-        <w:t>Security Feature</w:t>
-      </w:r>
-    </w:p>
-    <w:p>
-      <w:pPr>
+      <w:r>
+        <w:rPr>
+          <w:lang w:val="en-US"/>
+        </w:rPr>
+        <w:t>.</w:t>
+      </w:r>
+    </w:p>
+    <w:p>
+      <w:pPr>
+        <w:rPr>
+          <w:lang w:val="en-US"/>
+        </w:rPr>
+      </w:pPr>
+    </w:p>
+    <w:p>
+      <w:pPr>
+        <w:rPr>
+          <w:lang w:val="en-US"/>
+        </w:rPr>
+      </w:pPr>
+      <w:r>
+        <w:rPr>
+          <w:lang w:val="en-US"/>
+        </w:rPr>
+        <w:t>This sustainability label indicates the expected environmental and operational impact of the security functionality, independently of its specific implementation. In this way, security requirements can specify not only what security features are needed, but also the level of sustainability at which they should be implemented.</w:t>
+      </w:r>
+    </w:p>
+    <w:p>
+      <w:pPr>
+        <w:rPr>
+          <w:lang w:val="en-US"/>
+        </w:rPr>
+      </w:pPr>
+    </w:p>
+    <w:p>
+      <w:pPr>
+        <w:jc w:val="center"/>
+        <w:rPr>
+          <w:lang w:val="en-US"/>
+        </w:rPr>
+      </w:pPr>
+    </w:p>
+    <w:p>
+      <w:pPr>
+        <w:jc w:val="center"/>
         <w:rPr>
           <w:lang w:val="en-US"/>
         </w:rPr>
@@ -742,7 +1061,7 @@
                     <pic:cNvPicPr/>
                   </pic:nvPicPr>
                   <pic:blipFill>
-                    <a:blip r:embed="rId8">
+                    <a:blip r:embed="rId9">
                       <a:extLst>
                         <a:ext uri="{28A0092B-C50C-407E-A947-70E740481C1C}">
                           <a14:useLocalDpi xmlns:a14="http://schemas.microsoft.com/office/drawing/2010/main" val="0"/>
@@ -852,11 +1171,246 @@
         <w:rPr>
           <w:lang w:val="en-US"/>
         </w:rPr>
-        <w:t>Security Constraint</w:t>
-      </w:r>
-    </w:p>
-    <w:p>
-      <w:pPr>
+        <w:t>Sustainability of Security Mechanisms</w:t>
+      </w:r>
+    </w:p>
+    <w:p>
+      <w:pPr>
+        <w:rPr>
+          <w:rFonts w:asciiTheme="minorHAnsi" w:eastAsiaTheme="minorHAnsi" w:hAnsiTheme="minorHAnsi" w:cstheme="minorBidi"/>
+          <w:kern w:val="2"/>
+          <w:lang w:val="en-US" w:eastAsia="en-US"/>
+          <w14:ligatures w14:val="standardContextual"/>
+        </w:rPr>
+      </w:pPr>
+    </w:p>
+    <w:p>
+      <w:pPr>
+        <w:rPr>
+          <w:rFonts w:asciiTheme="minorHAnsi" w:eastAsiaTheme="minorHAnsi" w:hAnsiTheme="minorHAnsi" w:cstheme="minorBidi"/>
+          <w:kern w:val="2"/>
+          <w:lang w:val="en-US" w:eastAsia="en-US"/>
+          <w14:ligatures w14:val="standardContextual"/>
+        </w:rPr>
+      </w:pPr>
+      <w:r>
+        <w:rPr>
+          <w:rFonts w:asciiTheme="minorHAnsi" w:eastAsiaTheme="minorHAnsi" w:hAnsiTheme="minorHAnsi" w:cstheme="minorBidi"/>
+          <w:kern w:val="2"/>
+          <w:lang w:val="en-US" w:eastAsia="en-US"/>
+          <w14:ligatures w14:val="standardContextual"/>
+        </w:rPr>
+        <w:t xml:space="preserve">This section </w:t>
+      </w:r>
+      <w:proofErr w:type="gramStart"/>
+      <w:r>
+        <w:rPr>
+          <w:rFonts w:asciiTheme="minorHAnsi" w:eastAsiaTheme="minorHAnsi" w:hAnsiTheme="minorHAnsi" w:cstheme="minorBidi"/>
+          <w:kern w:val="2"/>
+          <w:lang w:val="en-US" w:eastAsia="en-US"/>
+          <w14:ligatures w14:val="standardContextual"/>
+        </w:rPr>
+        <w:t>associates</w:t>
+      </w:r>
+      <w:proofErr w:type="gramEnd"/>
+      <w:r>
+        <w:rPr>
+          <w:rFonts w:asciiTheme="minorHAnsi" w:eastAsiaTheme="minorHAnsi" w:hAnsiTheme="minorHAnsi" w:cstheme="minorBidi"/>
+          <w:kern w:val="2"/>
+          <w:lang w:val="en-US" w:eastAsia="en-US"/>
+          <w14:ligatures w14:val="standardContextual"/>
+        </w:rPr>
+        <w:t xml:space="preserve"> sustainability labels with security mechanisms. Each Security Constraint has four sustainability labels:</w:t>
+      </w:r>
+    </w:p>
+    <w:p>
+      <w:pPr>
+        <w:rPr>
+          <w:rFonts w:asciiTheme="minorHAnsi" w:eastAsiaTheme="minorHAnsi" w:hAnsiTheme="minorHAnsi" w:cstheme="minorBidi"/>
+          <w:kern w:val="2"/>
+          <w:lang w:val="en-US" w:eastAsia="en-US"/>
+          <w14:ligatures w14:val="standardContextual"/>
+        </w:rPr>
+      </w:pPr>
+      <w:r>
+        <w:rPr>
+          <w:rFonts w:asciiTheme="minorHAnsi" w:eastAsiaTheme="minorHAnsi" w:hAnsiTheme="minorHAnsi" w:cstheme="minorBidi"/>
+          <w:kern w:val="2"/>
+          <w:lang w:val="en-US" w:eastAsia="en-US"/>
+          <w14:ligatures w14:val="standardContextual"/>
+        </w:rPr>
+        <w:t>- General label: overall sustainability of the mechanism.</w:t>
+      </w:r>
+    </w:p>
+    <w:p>
+      <w:pPr>
+        <w:rPr>
+          <w:rFonts w:asciiTheme="minorHAnsi" w:eastAsiaTheme="minorHAnsi" w:hAnsiTheme="minorHAnsi" w:cstheme="minorBidi"/>
+          <w:kern w:val="2"/>
+          <w:lang w:val="en-US" w:eastAsia="en-US"/>
+          <w14:ligatures w14:val="standardContextual"/>
+        </w:rPr>
+      </w:pPr>
+      <w:r>
+        <w:rPr>
+          <w:rFonts w:asciiTheme="minorHAnsi" w:eastAsiaTheme="minorHAnsi" w:hAnsiTheme="minorHAnsi" w:cstheme="minorBidi"/>
+          <w:kern w:val="2"/>
+          <w:lang w:val="en-US" w:eastAsia="en-US"/>
+          <w14:ligatures w14:val="standardContextual"/>
+        </w:rPr>
+        <w:t>- Adoption: reflects how easily the mechanism can be adopted and integrated.</w:t>
+      </w:r>
+    </w:p>
+    <w:p>
+      <w:pPr>
+        <w:rPr>
+          <w:rFonts w:asciiTheme="minorHAnsi" w:eastAsiaTheme="minorHAnsi" w:hAnsiTheme="minorHAnsi" w:cstheme="minorBidi"/>
+          <w:kern w:val="2"/>
+          <w:lang w:val="en-US" w:eastAsia="en-US"/>
+          <w14:ligatures w14:val="standardContextual"/>
+        </w:rPr>
+      </w:pPr>
+      <w:r>
+        <w:rPr>
+          <w:rFonts w:asciiTheme="minorHAnsi" w:eastAsiaTheme="minorHAnsi" w:hAnsiTheme="minorHAnsi" w:cstheme="minorBidi"/>
+          <w:kern w:val="2"/>
+          <w:lang w:val="en-US" w:eastAsia="en-US"/>
+          <w14:ligatures w14:val="standardContextual"/>
+        </w:rPr>
+        <w:t>- Efficiency: measures operational and computational efficiency.</w:t>
+      </w:r>
+    </w:p>
+    <w:p>
+      <w:pPr>
+        <w:rPr>
+          <w:rFonts w:asciiTheme="minorHAnsi" w:eastAsiaTheme="minorHAnsi" w:hAnsiTheme="minorHAnsi" w:cstheme="minorBidi"/>
+          <w:kern w:val="2"/>
+          <w:lang w:val="en-US" w:eastAsia="en-US"/>
+          <w14:ligatures w14:val="standardContextual"/>
+        </w:rPr>
+      </w:pPr>
+      <w:r>
+        <w:rPr>
+          <w:rFonts w:asciiTheme="minorHAnsi" w:eastAsiaTheme="minorHAnsi" w:hAnsiTheme="minorHAnsi" w:cstheme="minorBidi"/>
+          <w:kern w:val="2"/>
+          <w:lang w:val="en-US" w:eastAsia="en-US"/>
+          <w14:ligatures w14:val="standardContextual"/>
+        </w:rPr>
+        <w:t>- Maintenance: assesses long-term maintenance effort and impact.</w:t>
+      </w:r>
+    </w:p>
+    <w:p>
+      <w:pPr>
+        <w:rPr>
+          <w:rFonts w:asciiTheme="minorHAnsi" w:eastAsiaTheme="minorHAnsi" w:hAnsiTheme="minorHAnsi" w:cstheme="minorBidi"/>
+          <w:kern w:val="2"/>
+          <w:lang w:val="en-US" w:eastAsia="en-US"/>
+          <w14:ligatures w14:val="standardContextual"/>
+        </w:rPr>
+      </w:pPr>
+    </w:p>
+    <w:p>
+      <w:pPr>
+        <w:rPr>
+          <w:rFonts w:asciiTheme="minorHAnsi" w:eastAsiaTheme="minorHAnsi" w:hAnsiTheme="minorHAnsi" w:cstheme="minorBidi"/>
+          <w:kern w:val="2"/>
+          <w:lang w:val="en-US" w:eastAsia="en-US"/>
+          <w14:ligatures w14:val="standardContextual"/>
+        </w:rPr>
+      </w:pPr>
+      <w:r>
+        <w:rPr>
+          <w:rFonts w:asciiTheme="minorHAnsi" w:eastAsiaTheme="minorHAnsi" w:hAnsiTheme="minorHAnsi" w:cstheme="minorBidi"/>
+          <w:kern w:val="2"/>
+          <w:lang w:val="en-US" w:eastAsia="en-US"/>
+          <w14:ligatures w14:val="standardContextual"/>
+        </w:rPr>
+        <w:t>The three partial labels (Adoption, Efficiency, Maintenance) are used to calculate the general sustainability label using simple aggregation rules.</w:t>
+      </w:r>
+    </w:p>
+    <w:p>
+      <w:pPr>
+        <w:rPr>
+          <w:rFonts w:asciiTheme="minorHAnsi" w:eastAsiaTheme="minorHAnsi" w:hAnsiTheme="minorHAnsi" w:cstheme="minorBidi"/>
+          <w:kern w:val="2"/>
+          <w:lang w:val="en-US" w:eastAsia="en-US"/>
+          <w14:ligatures w14:val="standardContextual"/>
+        </w:rPr>
+      </w:pPr>
+    </w:p>
+    <w:p>
+      <w:pPr>
+        <w:rPr>
+          <w:rFonts w:asciiTheme="minorHAnsi" w:eastAsiaTheme="minorHAnsi" w:hAnsiTheme="minorHAnsi" w:cstheme="minorBidi"/>
+          <w:kern w:val="2"/>
+          <w:lang w:val="en-US" w:eastAsia="en-US"/>
+          <w14:ligatures w14:val="standardContextual"/>
+        </w:rPr>
+      </w:pPr>
+      <w:r>
+        <w:rPr>
+          <w:rFonts w:asciiTheme="minorHAnsi" w:eastAsiaTheme="minorHAnsi" w:hAnsiTheme="minorHAnsi" w:cstheme="minorBidi"/>
+          <w:kern w:val="2"/>
+          <w:lang w:val="en-US" w:eastAsia="en-US"/>
+          <w14:ligatures w14:val="standardContextual"/>
+        </w:rPr>
+        <w:t xml:space="preserve">Additionally, </w:t>
+      </w:r>
+      <w:proofErr w:type="spellStart"/>
+      <w:r>
+        <w:rPr>
+          <w:rFonts w:asciiTheme="minorHAnsi" w:eastAsiaTheme="minorHAnsi" w:hAnsiTheme="minorHAnsi" w:cstheme="minorBidi"/>
+          <w:kern w:val="2"/>
+          <w:lang w:val="en-US" w:eastAsia="en-US"/>
+          <w14:ligatures w14:val="standardContextual"/>
+        </w:rPr>
+        <w:t>EcoSec</w:t>
+      </w:r>
+      <w:proofErr w:type="spellEnd"/>
+      <w:r>
+        <w:rPr>
+          <w:rFonts w:asciiTheme="minorHAnsi" w:eastAsiaTheme="minorHAnsi" w:hAnsiTheme="minorHAnsi" w:cstheme="minorBidi"/>
+          <w:kern w:val="2"/>
+          <w:lang w:val="en-US" w:eastAsia="en-US"/>
+          <w14:ligatures w14:val="standardContextual"/>
+        </w:rPr>
+        <w:t xml:space="preserve"> defines a set of individuals representing typical security mechanisms, each pre-labeled with a sustainability score and accompanied by an explanation of the reasoning.</w:t>
+      </w:r>
+    </w:p>
+    <w:p>
+      <w:pPr>
+        <w:rPr>
+          <w:rFonts w:asciiTheme="minorHAnsi" w:eastAsiaTheme="minorHAnsi" w:hAnsiTheme="minorHAnsi" w:cstheme="minorBidi"/>
+          <w:kern w:val="2"/>
+          <w:lang w:val="en-US" w:eastAsia="en-US"/>
+          <w14:ligatures w14:val="standardContextual"/>
+        </w:rPr>
+      </w:pPr>
+      <w:r>
+        <w:rPr>
+          <w:rFonts w:asciiTheme="minorHAnsi" w:eastAsiaTheme="minorHAnsi" w:hAnsiTheme="minorHAnsi" w:cstheme="minorBidi"/>
+          <w:kern w:val="2"/>
+          <w:lang w:val="en-US" w:eastAsia="en-US"/>
+          <w14:ligatures w14:val="standardContextual"/>
+        </w:rPr>
+        <w:lastRenderedPageBreak/>
+        <w:t>This allows these mechanisms to be reused directly, providing a library of pre-evaluated, sustainability-aware security components for design and analysis.</w:t>
+      </w:r>
+    </w:p>
+    <w:p>
+      <w:pPr>
+        <w:jc w:val="center"/>
+        <w:rPr>
+          <w:rFonts w:asciiTheme="minorHAnsi" w:eastAsiaTheme="minorHAnsi" w:hAnsiTheme="minorHAnsi" w:cstheme="minorBidi"/>
+          <w:kern w:val="2"/>
+          <w:lang w:val="en-US" w:eastAsia="en-US"/>
+          <w14:ligatures w14:val="standardContextual"/>
+        </w:rPr>
+      </w:pPr>
+    </w:p>
+    <w:p>
+      <w:pPr>
+        <w:jc w:val="center"/>
         <w:rPr>
           <w:rFonts w:asciiTheme="minorHAnsi" w:eastAsiaTheme="minorHAnsi" w:hAnsiTheme="minorHAnsi" w:cstheme="minorBidi"/>
           <w:kern w:val="2"/>
@@ -884,7 +1438,7 @@
           <w14:ligatures w14:val="standardContextual"/>
         </w:rPr>
         <w:drawing>
-          <wp:inline distT="0" distB="0" distL="0" distR="0" wp14:anchorId="475D6F93" wp14:editId="094296EB">
+          <wp:inline distT="0" distB="0" distL="0" distR="0" wp14:anchorId="475D6F93" wp14:editId="1EEE7E6B">
             <wp:extent cx="4335576" cy="1782553"/>
             <wp:effectExtent l="0" t="0" r="0" b="0"/>
             <wp:docPr id="838728987" name="Picture 3" descr="A diagram of a diagram&#10;&#10;Description automatically generated"/>
@@ -899,7 +1453,7 @@
                     <pic:cNvPicPr/>
                   </pic:nvPicPr>
                   <pic:blipFill>
-                    <a:blip r:embed="rId9" cstate="print">
+                    <a:blip r:embed="rId10" cstate="print">
                       <a:extLst>
                         <a:ext uri="{28A0092B-C50C-407E-A947-70E740481C1C}">
                           <a14:useLocalDpi xmlns:a14="http://schemas.microsoft.com/office/drawing/2010/main" val="0"/>
@@ -955,9 +1509,8 @@
           <w:lang w:val="en-US" w:eastAsia="en-US"/>
           <w14:ligatures w14:val="standardContextual"/>
         </w:rPr>
-        <w:lastRenderedPageBreak/>
         <w:drawing>
-          <wp:inline distT="0" distB="0" distL="0" distR="0" wp14:anchorId="254D8593" wp14:editId="6B968A40">
+          <wp:inline distT="0" distB="0" distL="0" distR="0" wp14:anchorId="254D8593" wp14:editId="6AB438A8">
             <wp:extent cx="4252906" cy="2006301"/>
             <wp:effectExtent l="0" t="0" r="1905" b="635"/>
             <wp:docPr id="1830067382" name="Picture 4" descr="A diagram of a diagram&#10;&#10;Description automatically generated"/>
@@ -972,7 +1525,7 @@
                     <pic:cNvPicPr/>
                   </pic:nvPicPr>
                   <pic:blipFill>
-                    <a:blip r:embed="rId10" cstate="print">
+                    <a:blip r:embed="rId11" cstate="print">
                       <a:extLst>
                         <a:ext uri="{28A0092B-C50C-407E-A947-70E740481C1C}">
                           <a14:useLocalDpi xmlns:a14="http://schemas.microsoft.com/office/drawing/2010/main" val="0"/>
@@ -1242,14 +1795,557 @@
     </w:p>
     <w:p>
       <w:r>
-        <w:t xml:space="preserve">Connects a security mechanism to its maintenance label, which quantifies the effort and resources required to keep the technology secure and up-to-date over time. This label, ranging from A to G, assesses the mechanism's sustainability in terms of ongoing support, frequency of updates needed, and overall lifecycle management. The maintenance label is a </w:t>
-      </w:r>
-      <w:r>
-        <w:lastRenderedPageBreak/>
-        <w:t>sustainability label that highlights the operational efficiency and long-term viability of the security mechanism.</w:t>
-      </w:r>
-    </w:p>
+        <w:t>Connects a security mechanism to its maintenance label, which quantifies the effort and resources required to keep the technology secure and up-to-date over time. This label, ranging from A to G, assesses the mechanism's sustainability in terms of ongoing support, frequency of updates needed, and overall lifecycle management. The maintenance label is a sustainability label that highlights the operational efficiency and long-term viability of the security mechanism.</w:t>
+      </w:r>
+    </w:p>
+    <w:p>
+      <w:pPr>
+        <w:rPr>
+          <w:lang w:val="es-ES_tradnl"/>
+        </w:rPr>
+      </w:pPr>
+    </w:p>
+    <w:p>
+      <w:pPr>
+        <w:rPr>
+          <w:lang w:val="es-ES_tradnl"/>
+        </w:rPr>
+      </w:pPr>
+    </w:p>
+    <w:p>
+      <w:pPr>
+        <w:rPr>
+          <w:lang w:val="en-US"/>
+        </w:rPr>
+      </w:pPr>
+      <w:r>
+        <w:rPr>
+          <w:lang w:val="en-US"/>
+        </w:rPr>
+        <w:t xml:space="preserve">This table defines </w:t>
+      </w:r>
+      <w:r>
+        <w:rPr>
+          <w:b/>
+          <w:bCs/>
+          <w:lang w:val="en-US"/>
+        </w:rPr>
+        <w:t>basic rules for aggregating sustainability labels</w:t>
+      </w:r>
+      <w:r>
+        <w:rPr>
+          <w:lang w:val="en-US"/>
+        </w:rPr>
+        <w:t xml:space="preserve"> from sub-characteristics.</w:t>
+      </w:r>
+    </w:p>
+    <w:p>
+      <w:pPr>
+        <w:rPr>
+          <w:lang w:val="en-US"/>
+        </w:rPr>
+      </w:pPr>
+      <w:r>
+        <w:rPr>
+          <w:lang w:val="en-US"/>
+        </w:rPr>
+        <w:t xml:space="preserve">For example, if all sub-characteristics of a mechanism or device are rated </w:t>
+      </w:r>
+      <w:r>
+        <w:rPr>
+          <w:b/>
+          <w:bCs/>
+          <w:lang w:val="en-US"/>
+        </w:rPr>
+        <w:t>A</w:t>
+      </w:r>
+      <w:r>
+        <w:rPr>
+          <w:lang w:val="en-US"/>
+        </w:rPr>
+        <w:t xml:space="preserve"> or </w:t>
+      </w:r>
+      <w:r>
+        <w:rPr>
+          <w:b/>
+          <w:bCs/>
+          <w:lang w:val="en-US"/>
+        </w:rPr>
+        <w:t>B</w:t>
+      </w:r>
+      <w:r>
+        <w:rPr>
+          <w:lang w:val="en-US"/>
+        </w:rPr>
+        <w:t xml:space="preserve">, the overall element is assigned an </w:t>
+      </w:r>
+      <w:r>
+        <w:rPr>
+          <w:b/>
+          <w:bCs/>
+          <w:lang w:val="en-US"/>
+        </w:rPr>
+        <w:t>A</w:t>
+      </w:r>
+      <w:r>
+        <w:rPr>
+          <w:lang w:val="en-US"/>
+        </w:rPr>
+        <w:t>.</w:t>
+      </w:r>
+    </w:p>
+    <w:p>
+      <w:pPr>
+        <w:rPr>
+          <w:lang w:val="en-US"/>
+        </w:rPr>
+      </w:pPr>
+      <w:r>
+        <w:rPr>
+          <w:lang w:val="en-US"/>
+        </w:rPr>
+        <w:t xml:space="preserve">These rules are applied both to </w:t>
+      </w:r>
+      <w:r>
+        <w:rPr>
+          <w:b/>
+          <w:bCs/>
+          <w:lang w:val="en-US"/>
+        </w:rPr>
+        <w:t>security mechanisms</w:t>
+      </w:r>
+      <w:r>
+        <w:rPr>
+          <w:lang w:val="en-US"/>
+        </w:rPr>
+        <w:t xml:space="preserve"> and </w:t>
+      </w:r>
+      <w:r>
+        <w:rPr>
+          <w:b/>
+          <w:bCs/>
+          <w:lang w:val="en-US"/>
+        </w:rPr>
+        <w:t>devices</w:t>
+      </w:r>
+      <w:r>
+        <w:rPr>
+          <w:lang w:val="en-US"/>
+        </w:rPr>
+        <w:t xml:space="preserve">, providing a </w:t>
+      </w:r>
+      <w:r>
+        <w:rPr>
+          <w:b/>
+          <w:bCs/>
+          <w:lang w:val="en-US"/>
+        </w:rPr>
+        <w:t>simple and consistent method</w:t>
+      </w:r>
+      <w:r>
+        <w:rPr>
+          <w:lang w:val="en-US"/>
+        </w:rPr>
+        <w:t xml:space="preserve"> to calculate general sustainability labels from partial evaluations.</w:t>
+      </w:r>
+    </w:p>
+    <w:p>
+      <w:pPr>
+        <w:rPr>
+          <w:rFonts w:eastAsiaTheme="majorEastAsia"/>
+          <w:b/>
+          <w:bCs/>
+          <w:lang w:val="es-ES_tradnl"/>
+        </w:rPr>
+      </w:pPr>
+    </w:p>
+    <w:tbl>
+      <w:tblPr>
+        <w:tblW w:w="8940" w:type="dxa"/>
+        <w:tblCellSpacing w:w="15" w:type="dxa"/>
+        <w:tblBorders>
+          <w:top w:val="single" w:sz="2" w:space="0" w:color="auto"/>
+          <w:left w:val="single" w:sz="2" w:space="0" w:color="auto"/>
+          <w:bottom w:val="single" w:sz="2" w:space="0" w:color="auto"/>
+          <w:right w:val="single" w:sz="2" w:space="0" w:color="auto"/>
+        </w:tblBorders>
+        <w:tblCellMar>
+          <w:top w:w="15" w:type="dxa"/>
+          <w:left w:w="15" w:type="dxa"/>
+          <w:bottom w:w="15" w:type="dxa"/>
+          <w:right w:w="15" w:type="dxa"/>
+        </w:tblCellMar>
+        <w:tblLook w:val="04A0" w:firstRow="1" w:lastRow="0" w:firstColumn="1" w:lastColumn="0" w:noHBand="0" w:noVBand="1"/>
+      </w:tblPr>
+      <w:tblGrid>
+        <w:gridCol w:w="2039"/>
+        <w:gridCol w:w="6901"/>
+      </w:tblGrid>
+      <w:tr>
+        <w:trPr>
+          <w:tblHeader/>
+          <w:tblCellSpacing w:w="15" w:type="dxa"/>
+        </w:trPr>
+        <w:tc>
+          <w:tcPr>
+            <w:tcW w:w="0" w:type="auto"/>
+            <w:tcBorders>
+              <w:top w:val="single" w:sz="6" w:space="0" w:color="E3E3E3"/>
+              <w:left w:val="single" w:sz="6" w:space="0" w:color="E3E3E3"/>
+              <w:bottom w:val="single" w:sz="6" w:space="0" w:color="E3E3E3"/>
+              <w:right w:val="single" w:sz="2" w:space="0" w:color="E3E3E3"/>
+            </w:tcBorders>
+            <w:vAlign w:val="bottom"/>
+            <w:hideMark/>
+          </w:tcPr>
+          <w:p>
+            <w:pPr>
+              <w:rPr>
+                <w:b/>
+                <w:bCs/>
+              </w:rPr>
+            </w:pPr>
+            <w:r>
+              <w:rPr>
+                <w:b/>
+                <w:bCs/>
+              </w:rPr>
+              <w:t>Sustainability Rating</w:t>
+            </w:r>
+          </w:p>
+        </w:tc>
+        <w:tc>
+          <w:tcPr>
+            <w:tcW w:w="0" w:type="auto"/>
+            <w:tcBorders>
+              <w:top w:val="single" w:sz="6" w:space="0" w:color="E3E3E3"/>
+              <w:left w:val="single" w:sz="6" w:space="0" w:color="E3E3E3"/>
+              <w:bottom w:val="single" w:sz="6" w:space="0" w:color="E3E3E3"/>
+              <w:right w:val="single" w:sz="6" w:space="0" w:color="E3E3E3"/>
+            </w:tcBorders>
+            <w:vAlign w:val="bottom"/>
+            <w:hideMark/>
+          </w:tcPr>
+          <w:p>
+            <w:pPr>
+              <w:rPr>
+                <w:b/>
+                <w:bCs/>
+              </w:rPr>
+            </w:pPr>
+            <w:r>
+              <w:rPr>
+                <w:b/>
+                <w:bCs/>
+              </w:rPr>
+              <w:t>Rules</w:t>
+            </w:r>
+          </w:p>
+        </w:tc>
+      </w:tr>
+      <w:tr>
+        <w:trPr>
+          <w:tblCellSpacing w:w="15" w:type="dxa"/>
+        </w:trPr>
+        <w:tc>
+          <w:tcPr>
+            <w:tcW w:w="0" w:type="auto"/>
+            <w:tcBorders>
+              <w:top w:val="single" w:sz="2" w:space="0" w:color="E3E3E3"/>
+              <w:left w:val="single" w:sz="6" w:space="0" w:color="E3E3E3"/>
+              <w:bottom w:val="single" w:sz="6" w:space="0" w:color="E3E3E3"/>
+              <w:right w:val="single" w:sz="2" w:space="0" w:color="E3E3E3"/>
+            </w:tcBorders>
+            <w:vAlign w:val="bottom"/>
+            <w:hideMark/>
+          </w:tcPr>
+          <w:p>
+            <w:r>
+              <w:t>A</w:t>
+            </w:r>
+          </w:p>
+        </w:tc>
+        <w:tc>
+          <w:tcPr>
+            <w:tcW w:w="0" w:type="auto"/>
+            <w:tcBorders>
+              <w:top w:val="single" w:sz="2" w:space="0" w:color="E3E3E3"/>
+              <w:left w:val="single" w:sz="6" w:space="0" w:color="E3E3E3"/>
+              <w:bottom w:val="single" w:sz="6" w:space="0" w:color="E3E3E3"/>
+              <w:right w:val="single" w:sz="6" w:space="0" w:color="E3E3E3"/>
+            </w:tcBorders>
+            <w:vAlign w:val="bottom"/>
+            <w:hideMark/>
+          </w:tcPr>
+          <w:p>
+            <w:r>
+              <w:t>If all categories have at least one A or B label, then the device receives a sustainability label A.</w:t>
+            </w:r>
+          </w:p>
+        </w:tc>
+      </w:tr>
+      <w:tr>
+        <w:trPr>
+          <w:tblCellSpacing w:w="15" w:type="dxa"/>
+        </w:trPr>
+        <w:tc>
+          <w:tcPr>
+            <w:tcW w:w="0" w:type="auto"/>
+            <w:tcBorders>
+              <w:top w:val="single" w:sz="2" w:space="0" w:color="E3E3E3"/>
+              <w:left w:val="single" w:sz="6" w:space="0" w:color="E3E3E3"/>
+              <w:bottom w:val="single" w:sz="6" w:space="0" w:color="E3E3E3"/>
+              <w:right w:val="single" w:sz="2" w:space="0" w:color="E3E3E3"/>
+            </w:tcBorders>
+            <w:vAlign w:val="bottom"/>
+            <w:hideMark/>
+          </w:tcPr>
+          <w:p>
+            <w:r>
+              <w:t>B</w:t>
+            </w:r>
+          </w:p>
+        </w:tc>
+        <w:tc>
+          <w:tcPr>
+            <w:tcW w:w="0" w:type="auto"/>
+            <w:tcBorders>
+              <w:top w:val="single" w:sz="2" w:space="0" w:color="E3E3E3"/>
+              <w:left w:val="single" w:sz="6" w:space="0" w:color="E3E3E3"/>
+              <w:bottom w:val="single" w:sz="6" w:space="0" w:color="E3E3E3"/>
+              <w:right w:val="single" w:sz="6" w:space="0" w:color="E3E3E3"/>
+            </w:tcBorders>
+            <w:vAlign w:val="bottom"/>
+            <w:hideMark/>
+          </w:tcPr>
+          <w:p>
+            <w:r>
+              <w:t>If all categories have at least one B or C label, then the device receives a sustainability label B.</w:t>
+            </w:r>
+          </w:p>
+        </w:tc>
+      </w:tr>
+      <w:tr>
+        <w:trPr>
+          <w:tblCellSpacing w:w="15" w:type="dxa"/>
+        </w:trPr>
+        <w:tc>
+          <w:tcPr>
+            <w:tcW w:w="0" w:type="auto"/>
+            <w:tcBorders>
+              <w:top w:val="single" w:sz="2" w:space="0" w:color="E3E3E3"/>
+              <w:left w:val="single" w:sz="6" w:space="0" w:color="E3E3E3"/>
+              <w:bottom w:val="single" w:sz="6" w:space="0" w:color="E3E3E3"/>
+              <w:right w:val="single" w:sz="2" w:space="0" w:color="E3E3E3"/>
+            </w:tcBorders>
+            <w:vAlign w:val="bottom"/>
+            <w:hideMark/>
+          </w:tcPr>
+          <w:p>
+            <w:r>
+              <w:t>C</w:t>
+            </w:r>
+          </w:p>
+        </w:tc>
+        <w:tc>
+          <w:tcPr>
+            <w:tcW w:w="0" w:type="auto"/>
+            <w:tcBorders>
+              <w:top w:val="single" w:sz="2" w:space="0" w:color="E3E3E3"/>
+              <w:left w:val="single" w:sz="6" w:space="0" w:color="E3E3E3"/>
+              <w:bottom w:val="single" w:sz="6" w:space="0" w:color="E3E3E3"/>
+              <w:right w:val="single" w:sz="6" w:space="0" w:color="E3E3E3"/>
+            </w:tcBorders>
+            <w:vAlign w:val="bottom"/>
+            <w:hideMark/>
+          </w:tcPr>
+          <w:p>
+            <w:r>
+              <w:t>If all categories have at least one C or D label, then the device receives a sustainability label C.</w:t>
+            </w:r>
+          </w:p>
+        </w:tc>
+      </w:tr>
+      <w:tr>
+        <w:trPr>
+          <w:tblCellSpacing w:w="15" w:type="dxa"/>
+        </w:trPr>
+        <w:tc>
+          <w:tcPr>
+            <w:tcW w:w="0" w:type="auto"/>
+            <w:tcBorders>
+              <w:top w:val="single" w:sz="2" w:space="0" w:color="E3E3E3"/>
+              <w:left w:val="single" w:sz="6" w:space="0" w:color="E3E3E3"/>
+              <w:bottom w:val="single" w:sz="6" w:space="0" w:color="E3E3E3"/>
+              <w:right w:val="single" w:sz="2" w:space="0" w:color="E3E3E3"/>
+            </w:tcBorders>
+            <w:vAlign w:val="bottom"/>
+            <w:hideMark/>
+          </w:tcPr>
+          <w:p>
+            <w:r>
+              <w:t>D</w:t>
+            </w:r>
+          </w:p>
+        </w:tc>
+        <w:tc>
+          <w:tcPr>
+            <w:tcW w:w="0" w:type="auto"/>
+            <w:tcBorders>
+              <w:top w:val="single" w:sz="2" w:space="0" w:color="E3E3E3"/>
+              <w:left w:val="single" w:sz="6" w:space="0" w:color="E3E3E3"/>
+              <w:bottom w:val="single" w:sz="6" w:space="0" w:color="E3E3E3"/>
+              <w:right w:val="single" w:sz="6" w:space="0" w:color="E3E3E3"/>
+            </w:tcBorders>
+            <w:vAlign w:val="bottom"/>
+            <w:hideMark/>
+          </w:tcPr>
+          <w:p>
+            <w:r>
+              <w:t>If all categories have at least one D or E label, then the device receives a sustainability label D.</w:t>
+            </w:r>
+          </w:p>
+        </w:tc>
+      </w:tr>
+      <w:tr>
+        <w:trPr>
+          <w:tblCellSpacing w:w="15" w:type="dxa"/>
+        </w:trPr>
+        <w:tc>
+          <w:tcPr>
+            <w:tcW w:w="0" w:type="auto"/>
+            <w:tcBorders>
+              <w:top w:val="single" w:sz="2" w:space="0" w:color="E3E3E3"/>
+              <w:left w:val="single" w:sz="6" w:space="0" w:color="E3E3E3"/>
+              <w:bottom w:val="single" w:sz="6" w:space="0" w:color="E3E3E3"/>
+              <w:right w:val="single" w:sz="2" w:space="0" w:color="E3E3E3"/>
+            </w:tcBorders>
+            <w:vAlign w:val="bottom"/>
+            <w:hideMark/>
+          </w:tcPr>
+          <w:p>
+            <w:r>
+              <w:t>E</w:t>
+            </w:r>
+          </w:p>
+        </w:tc>
+        <w:tc>
+          <w:tcPr>
+            <w:tcW w:w="0" w:type="auto"/>
+            <w:tcBorders>
+              <w:top w:val="single" w:sz="2" w:space="0" w:color="E3E3E3"/>
+              <w:left w:val="single" w:sz="6" w:space="0" w:color="E3E3E3"/>
+              <w:bottom w:val="single" w:sz="6" w:space="0" w:color="E3E3E3"/>
+              <w:right w:val="single" w:sz="6" w:space="0" w:color="E3E3E3"/>
+            </w:tcBorders>
+            <w:vAlign w:val="bottom"/>
+            <w:hideMark/>
+          </w:tcPr>
+          <w:p>
+            <w:r>
+              <w:t>If all categories have at least one E or F label, then the device receives a sustainability label E.</w:t>
+            </w:r>
+          </w:p>
+        </w:tc>
+      </w:tr>
+      <w:tr>
+        <w:trPr>
+          <w:tblCellSpacing w:w="15" w:type="dxa"/>
+        </w:trPr>
+        <w:tc>
+          <w:tcPr>
+            <w:tcW w:w="0" w:type="auto"/>
+            <w:tcBorders>
+              <w:top w:val="single" w:sz="2" w:space="0" w:color="E3E3E3"/>
+              <w:left w:val="single" w:sz="6" w:space="0" w:color="E3E3E3"/>
+              <w:bottom w:val="single" w:sz="6" w:space="0" w:color="E3E3E3"/>
+              <w:right w:val="single" w:sz="2" w:space="0" w:color="E3E3E3"/>
+            </w:tcBorders>
+            <w:vAlign w:val="bottom"/>
+            <w:hideMark/>
+          </w:tcPr>
+          <w:p>
+            <w:r>
+              <w:t>F</w:t>
+            </w:r>
+          </w:p>
+        </w:tc>
+        <w:tc>
+          <w:tcPr>
+            <w:tcW w:w="0" w:type="auto"/>
+            <w:tcBorders>
+              <w:top w:val="single" w:sz="2" w:space="0" w:color="E3E3E3"/>
+              <w:left w:val="single" w:sz="6" w:space="0" w:color="E3E3E3"/>
+              <w:bottom w:val="single" w:sz="6" w:space="0" w:color="E3E3E3"/>
+              <w:right w:val="single" w:sz="6" w:space="0" w:color="E3E3E3"/>
+            </w:tcBorders>
+            <w:vAlign w:val="bottom"/>
+            <w:hideMark/>
+          </w:tcPr>
+          <w:p>
+            <w:r>
+              <w:t>If all categories have at least one F or G label, then the device receives a sustainability label F.</w:t>
+            </w:r>
+          </w:p>
+        </w:tc>
+      </w:tr>
+      <w:tr>
+        <w:trPr>
+          <w:tblCellSpacing w:w="15" w:type="dxa"/>
+        </w:trPr>
+        <w:tc>
+          <w:tcPr>
+            <w:tcW w:w="0" w:type="auto"/>
+            <w:tcBorders>
+              <w:top w:val="single" w:sz="2" w:space="0" w:color="E3E3E3"/>
+              <w:left w:val="single" w:sz="6" w:space="0" w:color="E3E3E3"/>
+              <w:bottom w:val="single" w:sz="6" w:space="0" w:color="E3E3E3"/>
+              <w:right w:val="single" w:sz="2" w:space="0" w:color="E3E3E3"/>
+            </w:tcBorders>
+            <w:vAlign w:val="bottom"/>
+            <w:hideMark/>
+          </w:tcPr>
+          <w:p>
+            <w:r>
+              <w:t>G</w:t>
+            </w:r>
+          </w:p>
+        </w:tc>
+        <w:tc>
+          <w:tcPr>
+            <w:tcW w:w="0" w:type="auto"/>
+            <w:tcBorders>
+              <w:top w:val="single" w:sz="2" w:space="0" w:color="E3E3E3"/>
+              <w:left w:val="single" w:sz="6" w:space="0" w:color="E3E3E3"/>
+              <w:bottom w:val="single" w:sz="6" w:space="0" w:color="E3E3E3"/>
+              <w:right w:val="single" w:sz="6" w:space="0" w:color="E3E3E3"/>
+            </w:tcBorders>
+            <w:vAlign w:val="bottom"/>
+            <w:hideMark/>
+          </w:tcPr>
+          <w:p>
+            <w:r>
+              <w:t>If all categories have at least one G label, then the device receives a sustainability label G.</w:t>
+            </w:r>
+          </w:p>
+        </w:tc>
+      </w:tr>
+    </w:tbl>
     <w:p/>
+    <w:p>
+      <w:pPr>
+        <w:rPr>
+          <w:lang w:val="es-ES_tradnl"/>
+        </w:rPr>
+      </w:pPr>
+    </w:p>
+    <w:p>
+      <w:pPr>
+        <w:rPr>
+          <w:lang w:val="es-ES_tradnl"/>
+        </w:rPr>
+      </w:pPr>
+    </w:p>
     <w:p/>
     <w:p>
       <w:pPr>
@@ -1310,6 +2406,7 @@
         </w:numPr>
       </w:pPr>
       <w:r>
+        <w:lastRenderedPageBreak/>
         <w:t>Maintenance Label: C</w:t>
       </w:r>
     </w:p>
@@ -1694,7 +2791,6 @@
           <w:b/>
           <w:bCs/>
         </w:rPr>
-        <w:lastRenderedPageBreak/>
         <w:t xml:space="preserve">Individual </w:t>
       </w:r>
       <w:r>
@@ -1764,6 +2860,7 @@
         </w:numPr>
       </w:pPr>
       <w:r>
+        <w:lastRenderedPageBreak/>
         <w:t>Explanation: "As the foundational technology for HTTPS, the SSL/TLS Channel exhibits high efficiency and broad version support, justifying its 'B' sustainability ratings."</w:t>
       </w:r>
     </w:p>
@@ -2195,7 +3292,6 @@
         </w:numPr>
       </w:pPr>
       <w:r>
-        <w:lastRenderedPageBreak/>
         <w:t>Explanation: "Greater security and a reduced frequency of changes earn the Multi-Factor Password an 'A' rating in all categories, underscoring its exceptional sustainability in safeguarding access."</w:t>
       </w:r>
     </w:p>
@@ -2248,6 +3344,7 @@
         </w:numPr>
       </w:pPr>
       <w:r>
+        <w:lastRenderedPageBreak/>
         <w:t>Efficiency Label: B</w:t>
       </w:r>
     </w:p>
@@ -2673,7 +3770,6 @@
         </w:numPr>
       </w:pPr>
       <w:r>
-        <w:lastRenderedPageBreak/>
         <w:t>Efficiency Label: B</w:t>
       </w:r>
     </w:p>
@@ -2723,8 +3819,67 @@
         <w:rPr>
           <w:lang w:val="en-US"/>
         </w:rPr>
+        <w:t xml:space="preserve">Sustainability of </w:t>
+      </w:r>
+      <w:r>
+        <w:rPr>
+          <w:lang w:val="en-US"/>
+        </w:rPr>
         <w:t>Device</w:t>
       </w:r>
+      <w:r>
+        <w:rPr>
+          <w:lang w:val="en-US"/>
+        </w:rPr>
+        <w:t>s</w:t>
+      </w:r>
+    </w:p>
+    <w:p>
+      <w:pPr>
+        <w:rPr>
+          <w:lang w:val="en-US"/>
+        </w:rPr>
+      </w:pPr>
+    </w:p>
+    <w:p>
+      <w:pPr>
+        <w:rPr>
+          <w:lang w:val="en-US"/>
+        </w:rPr>
+      </w:pPr>
+      <w:r>
+        <w:rPr>
+          <w:lang w:val="en-US"/>
+        </w:rPr>
+        <w:t>This section evaluates the sustainability of devices by extending the existing Device class with sustainability-related properties.</w:t>
+      </w:r>
+    </w:p>
+    <w:p>
+      <w:pPr>
+        <w:rPr>
+          <w:lang w:val="en-US"/>
+        </w:rPr>
+      </w:pPr>
+    </w:p>
+    <w:p>
+      <w:pPr>
+        <w:rPr>
+          <w:lang w:val="en-US"/>
+        </w:rPr>
+      </w:pPr>
+      <w:r>
+        <w:rPr>
+          <w:lang w:val="en-US"/>
+        </w:rPr>
+        <w:t>Each device is associated with a general sustainability label, which is calculated from partial labels corresponding to its lifecycle stages. These partial labels reflect the environmental and operational impact of each stage, enabling a fine-grained assessment.</w:t>
+      </w:r>
+    </w:p>
+    <w:p>
+      <w:pPr>
+        <w:rPr>
+          <w:lang w:val="en-US"/>
+        </w:rPr>
+      </w:pPr>
     </w:p>
     <w:p>
       <w:pPr>
@@ -2788,7 +3943,7 @@
                     <pic:cNvPicPr/>
                   </pic:nvPicPr>
                   <pic:blipFill>
-                    <a:blip r:embed="rId11" cstate="print">
+                    <a:blip r:embed="rId12" cstate="print">
                       <a:extLst>
                         <a:ext uri="{28A0092B-C50C-407E-A947-70E740481C1C}">
                           <a14:useLocalDpi xmlns:a14="http://schemas.microsoft.com/office/drawing/2010/main" val="0"/>
@@ -2923,7 +4078,11 @@
     </w:p>
     <w:p>
       <w:r>
-        <w:t>Associates a device with a sustainability label for the raw materials stage, evaluating material origin, extraction impacts, efficiency, recycled content, and compliance with hazardous substance regulations. This comprehensive assessment covers types of materials (recycled, renewable, conflict-free), environmental and social impacts of extraction, material usage efficiency, percentage of recycled materials, and adherence to standards like RoHS and REACH.</w:t>
+        <w:t xml:space="preserve">Associates a device with a sustainability label for the raw materials stage, evaluating material origin, extraction impacts, efficiency, recycled content, and compliance with hazardous substance regulations. This comprehensive assessment covers types of materials (recycled, renewable, conflict-free), environmental and social impacts of extraction, material usage </w:t>
+      </w:r>
+      <w:r>
+        <w:lastRenderedPageBreak/>
+        <w:t>efficiency, percentage of recycled materials, and adherence to standards like RoHS and REACH.</w:t>
       </w:r>
     </w:p>
     <w:p>
@@ -3361,7 +4520,11 @@
         </w:rPr>
       </w:pPr>
       <w:r>
-        <w:t>Associates a device with a sustainability label for end-of-life management, focusing on recyclability, return programs, and reusability. Assesses the ease of device disassembly and material sorting, initiatives for device return to manufacturers or recycling points, and the potential for component or entire device reuse</w:t>
+        <w:t xml:space="preserve">Associates a device with a sustainability label for end-of-life management, focusing on recyclability, return programs, and reusability. Assesses the ease of device disassembly and </w:t>
+      </w:r>
+      <w:r>
+        <w:lastRenderedPageBreak/>
+        <w:t>material sorting, initiatives for device return to manufacturers or recycling points, and the potential for component or entire device reuse</w:t>
       </w:r>
       <w:r>
         <w:t>.</w:t>
@@ -6388,389 +7551,6 @@
         </w:rPr>
       </w:pPr>
     </w:p>
-    <w:p/>
-    <w:p>
-      <w:pPr>
-        <w:rPr>
-          <w:rFonts w:eastAsiaTheme="majorEastAsia"/>
-          <w:b/>
-          <w:bCs/>
-        </w:rPr>
-      </w:pPr>
-    </w:p>
-    <w:tbl>
-      <w:tblPr>
-        <w:tblW w:w="8940" w:type="dxa"/>
-        <w:tblCellSpacing w:w="15" w:type="dxa"/>
-        <w:tblBorders>
-          <w:top w:val="single" w:sz="2" w:space="0" w:color="auto"/>
-          <w:left w:val="single" w:sz="2" w:space="0" w:color="auto"/>
-          <w:bottom w:val="single" w:sz="2" w:space="0" w:color="auto"/>
-          <w:right w:val="single" w:sz="2" w:space="0" w:color="auto"/>
-        </w:tblBorders>
-        <w:tblCellMar>
-          <w:top w:w="15" w:type="dxa"/>
-          <w:left w:w="15" w:type="dxa"/>
-          <w:bottom w:w="15" w:type="dxa"/>
-          <w:right w:w="15" w:type="dxa"/>
-        </w:tblCellMar>
-        <w:tblLook w:val="04A0" w:firstRow="1" w:lastRow="0" w:firstColumn="1" w:lastColumn="0" w:noHBand="0" w:noVBand="1"/>
-      </w:tblPr>
-      <w:tblGrid>
-        <w:gridCol w:w="2039"/>
-        <w:gridCol w:w="6901"/>
-      </w:tblGrid>
-      <w:tr>
-        <w:trPr>
-          <w:tblHeader/>
-          <w:tblCellSpacing w:w="15" w:type="dxa"/>
-        </w:trPr>
-        <w:tc>
-          <w:tcPr>
-            <w:tcW w:w="0" w:type="auto"/>
-            <w:tcBorders>
-              <w:top w:val="single" w:sz="6" w:space="0" w:color="E3E3E3"/>
-              <w:left w:val="single" w:sz="6" w:space="0" w:color="E3E3E3"/>
-              <w:bottom w:val="single" w:sz="6" w:space="0" w:color="E3E3E3"/>
-              <w:right w:val="single" w:sz="2" w:space="0" w:color="E3E3E3"/>
-            </w:tcBorders>
-            <w:vAlign w:val="bottom"/>
-            <w:hideMark/>
-          </w:tcPr>
-          <w:p>
-            <w:pPr>
-              <w:rPr>
-                <w:b/>
-                <w:bCs/>
-              </w:rPr>
-            </w:pPr>
-            <w:r>
-              <w:rPr>
-                <w:b/>
-                <w:bCs/>
-              </w:rPr>
-              <w:t>Sustainability Rating</w:t>
-            </w:r>
-          </w:p>
-        </w:tc>
-        <w:tc>
-          <w:tcPr>
-            <w:tcW w:w="0" w:type="auto"/>
-            <w:tcBorders>
-              <w:top w:val="single" w:sz="6" w:space="0" w:color="E3E3E3"/>
-              <w:left w:val="single" w:sz="6" w:space="0" w:color="E3E3E3"/>
-              <w:bottom w:val="single" w:sz="6" w:space="0" w:color="E3E3E3"/>
-              <w:right w:val="single" w:sz="6" w:space="0" w:color="E3E3E3"/>
-            </w:tcBorders>
-            <w:vAlign w:val="bottom"/>
-            <w:hideMark/>
-          </w:tcPr>
-          <w:p>
-            <w:pPr>
-              <w:rPr>
-                <w:b/>
-                <w:bCs/>
-              </w:rPr>
-            </w:pPr>
-            <w:r>
-              <w:rPr>
-                <w:b/>
-                <w:bCs/>
-              </w:rPr>
-              <w:t>Rules</w:t>
-            </w:r>
-          </w:p>
-        </w:tc>
-      </w:tr>
-      <w:tr>
-        <w:trPr>
-          <w:tblCellSpacing w:w="15" w:type="dxa"/>
-        </w:trPr>
-        <w:tc>
-          <w:tcPr>
-            <w:tcW w:w="0" w:type="auto"/>
-            <w:tcBorders>
-              <w:top w:val="single" w:sz="2" w:space="0" w:color="E3E3E3"/>
-              <w:left w:val="single" w:sz="6" w:space="0" w:color="E3E3E3"/>
-              <w:bottom w:val="single" w:sz="6" w:space="0" w:color="E3E3E3"/>
-              <w:right w:val="single" w:sz="2" w:space="0" w:color="E3E3E3"/>
-            </w:tcBorders>
-            <w:vAlign w:val="bottom"/>
-            <w:hideMark/>
-          </w:tcPr>
-          <w:p>
-            <w:r>
-              <w:t>A</w:t>
-            </w:r>
-          </w:p>
-        </w:tc>
-        <w:tc>
-          <w:tcPr>
-            <w:tcW w:w="0" w:type="auto"/>
-            <w:tcBorders>
-              <w:top w:val="single" w:sz="2" w:space="0" w:color="E3E3E3"/>
-              <w:left w:val="single" w:sz="6" w:space="0" w:color="E3E3E3"/>
-              <w:bottom w:val="single" w:sz="6" w:space="0" w:color="E3E3E3"/>
-              <w:right w:val="single" w:sz="6" w:space="0" w:color="E3E3E3"/>
-            </w:tcBorders>
-            <w:vAlign w:val="bottom"/>
-            <w:hideMark/>
-          </w:tcPr>
-          <w:p>
-            <w:r>
-              <w:t>If all categories have at least one A or B label, then the device receives a sustainability label A.</w:t>
-            </w:r>
-          </w:p>
-        </w:tc>
-      </w:tr>
-      <w:tr>
-        <w:trPr>
-          <w:tblCellSpacing w:w="15" w:type="dxa"/>
-        </w:trPr>
-        <w:tc>
-          <w:tcPr>
-            <w:tcW w:w="0" w:type="auto"/>
-            <w:tcBorders>
-              <w:top w:val="single" w:sz="2" w:space="0" w:color="E3E3E3"/>
-              <w:left w:val="single" w:sz="6" w:space="0" w:color="E3E3E3"/>
-              <w:bottom w:val="single" w:sz="6" w:space="0" w:color="E3E3E3"/>
-              <w:right w:val="single" w:sz="2" w:space="0" w:color="E3E3E3"/>
-            </w:tcBorders>
-            <w:vAlign w:val="bottom"/>
-            <w:hideMark/>
-          </w:tcPr>
-          <w:p>
-            <w:r>
-              <w:t>B</w:t>
-            </w:r>
-          </w:p>
-        </w:tc>
-        <w:tc>
-          <w:tcPr>
-            <w:tcW w:w="0" w:type="auto"/>
-            <w:tcBorders>
-              <w:top w:val="single" w:sz="2" w:space="0" w:color="E3E3E3"/>
-              <w:left w:val="single" w:sz="6" w:space="0" w:color="E3E3E3"/>
-              <w:bottom w:val="single" w:sz="6" w:space="0" w:color="E3E3E3"/>
-              <w:right w:val="single" w:sz="6" w:space="0" w:color="E3E3E3"/>
-            </w:tcBorders>
-            <w:vAlign w:val="bottom"/>
-            <w:hideMark/>
-          </w:tcPr>
-          <w:p>
-            <w:r>
-              <w:t>If all categories have at least one B or C label, then the device receives a sustainability label B.</w:t>
-            </w:r>
-          </w:p>
-        </w:tc>
-      </w:tr>
-      <w:tr>
-        <w:trPr>
-          <w:tblCellSpacing w:w="15" w:type="dxa"/>
-        </w:trPr>
-        <w:tc>
-          <w:tcPr>
-            <w:tcW w:w="0" w:type="auto"/>
-            <w:tcBorders>
-              <w:top w:val="single" w:sz="2" w:space="0" w:color="E3E3E3"/>
-              <w:left w:val="single" w:sz="6" w:space="0" w:color="E3E3E3"/>
-              <w:bottom w:val="single" w:sz="6" w:space="0" w:color="E3E3E3"/>
-              <w:right w:val="single" w:sz="2" w:space="0" w:color="E3E3E3"/>
-            </w:tcBorders>
-            <w:vAlign w:val="bottom"/>
-            <w:hideMark/>
-          </w:tcPr>
-          <w:p>
-            <w:r>
-              <w:t>C</w:t>
-            </w:r>
-          </w:p>
-        </w:tc>
-        <w:tc>
-          <w:tcPr>
-            <w:tcW w:w="0" w:type="auto"/>
-            <w:tcBorders>
-              <w:top w:val="single" w:sz="2" w:space="0" w:color="E3E3E3"/>
-              <w:left w:val="single" w:sz="6" w:space="0" w:color="E3E3E3"/>
-              <w:bottom w:val="single" w:sz="6" w:space="0" w:color="E3E3E3"/>
-              <w:right w:val="single" w:sz="6" w:space="0" w:color="E3E3E3"/>
-            </w:tcBorders>
-            <w:vAlign w:val="bottom"/>
-            <w:hideMark/>
-          </w:tcPr>
-          <w:p>
-            <w:r>
-              <w:t>If all categories have at least one C or D label, then the device receives a sustainability label C.</w:t>
-            </w:r>
-          </w:p>
-        </w:tc>
-      </w:tr>
-      <w:tr>
-        <w:trPr>
-          <w:tblCellSpacing w:w="15" w:type="dxa"/>
-        </w:trPr>
-        <w:tc>
-          <w:tcPr>
-            <w:tcW w:w="0" w:type="auto"/>
-            <w:tcBorders>
-              <w:top w:val="single" w:sz="2" w:space="0" w:color="E3E3E3"/>
-              <w:left w:val="single" w:sz="6" w:space="0" w:color="E3E3E3"/>
-              <w:bottom w:val="single" w:sz="6" w:space="0" w:color="E3E3E3"/>
-              <w:right w:val="single" w:sz="2" w:space="0" w:color="E3E3E3"/>
-            </w:tcBorders>
-            <w:vAlign w:val="bottom"/>
-            <w:hideMark/>
-          </w:tcPr>
-          <w:p>
-            <w:r>
-              <w:t>D</w:t>
-            </w:r>
-          </w:p>
-        </w:tc>
-        <w:tc>
-          <w:tcPr>
-            <w:tcW w:w="0" w:type="auto"/>
-            <w:tcBorders>
-              <w:top w:val="single" w:sz="2" w:space="0" w:color="E3E3E3"/>
-              <w:left w:val="single" w:sz="6" w:space="0" w:color="E3E3E3"/>
-              <w:bottom w:val="single" w:sz="6" w:space="0" w:color="E3E3E3"/>
-              <w:right w:val="single" w:sz="6" w:space="0" w:color="E3E3E3"/>
-            </w:tcBorders>
-            <w:vAlign w:val="bottom"/>
-            <w:hideMark/>
-          </w:tcPr>
-          <w:p>
-            <w:r>
-              <w:t>If all categories have at least one D or E label, then the device receives a sustainability label D.</w:t>
-            </w:r>
-          </w:p>
-        </w:tc>
-      </w:tr>
-      <w:tr>
-        <w:trPr>
-          <w:tblCellSpacing w:w="15" w:type="dxa"/>
-        </w:trPr>
-        <w:tc>
-          <w:tcPr>
-            <w:tcW w:w="0" w:type="auto"/>
-            <w:tcBorders>
-              <w:top w:val="single" w:sz="2" w:space="0" w:color="E3E3E3"/>
-              <w:left w:val="single" w:sz="6" w:space="0" w:color="E3E3E3"/>
-              <w:bottom w:val="single" w:sz="6" w:space="0" w:color="E3E3E3"/>
-              <w:right w:val="single" w:sz="2" w:space="0" w:color="E3E3E3"/>
-            </w:tcBorders>
-            <w:vAlign w:val="bottom"/>
-            <w:hideMark/>
-          </w:tcPr>
-          <w:p>
-            <w:r>
-              <w:t>E</w:t>
-            </w:r>
-          </w:p>
-        </w:tc>
-        <w:tc>
-          <w:tcPr>
-            <w:tcW w:w="0" w:type="auto"/>
-            <w:tcBorders>
-              <w:top w:val="single" w:sz="2" w:space="0" w:color="E3E3E3"/>
-              <w:left w:val="single" w:sz="6" w:space="0" w:color="E3E3E3"/>
-              <w:bottom w:val="single" w:sz="6" w:space="0" w:color="E3E3E3"/>
-              <w:right w:val="single" w:sz="6" w:space="0" w:color="E3E3E3"/>
-            </w:tcBorders>
-            <w:vAlign w:val="bottom"/>
-            <w:hideMark/>
-          </w:tcPr>
-          <w:p>
-            <w:r>
-              <w:t>If all categories have at least one E or F label, then the device receives a sustainability label E.</w:t>
-            </w:r>
-          </w:p>
-        </w:tc>
-      </w:tr>
-      <w:tr>
-        <w:trPr>
-          <w:tblCellSpacing w:w="15" w:type="dxa"/>
-        </w:trPr>
-        <w:tc>
-          <w:tcPr>
-            <w:tcW w:w="0" w:type="auto"/>
-            <w:tcBorders>
-              <w:top w:val="single" w:sz="2" w:space="0" w:color="E3E3E3"/>
-              <w:left w:val="single" w:sz="6" w:space="0" w:color="E3E3E3"/>
-              <w:bottom w:val="single" w:sz="6" w:space="0" w:color="E3E3E3"/>
-              <w:right w:val="single" w:sz="2" w:space="0" w:color="E3E3E3"/>
-            </w:tcBorders>
-            <w:vAlign w:val="bottom"/>
-            <w:hideMark/>
-          </w:tcPr>
-          <w:p>
-            <w:r>
-              <w:t>F</w:t>
-            </w:r>
-          </w:p>
-        </w:tc>
-        <w:tc>
-          <w:tcPr>
-            <w:tcW w:w="0" w:type="auto"/>
-            <w:tcBorders>
-              <w:top w:val="single" w:sz="2" w:space="0" w:color="E3E3E3"/>
-              <w:left w:val="single" w:sz="6" w:space="0" w:color="E3E3E3"/>
-              <w:bottom w:val="single" w:sz="6" w:space="0" w:color="E3E3E3"/>
-              <w:right w:val="single" w:sz="6" w:space="0" w:color="E3E3E3"/>
-            </w:tcBorders>
-            <w:vAlign w:val="bottom"/>
-            <w:hideMark/>
-          </w:tcPr>
-          <w:p>
-            <w:r>
-              <w:t>If all categories have at least one F or G label, then the device receives a sustainability label F.</w:t>
-            </w:r>
-          </w:p>
-        </w:tc>
-      </w:tr>
-      <w:tr>
-        <w:trPr>
-          <w:tblCellSpacing w:w="15" w:type="dxa"/>
-        </w:trPr>
-        <w:tc>
-          <w:tcPr>
-            <w:tcW w:w="0" w:type="auto"/>
-            <w:tcBorders>
-              <w:top w:val="single" w:sz="2" w:space="0" w:color="E3E3E3"/>
-              <w:left w:val="single" w:sz="6" w:space="0" w:color="E3E3E3"/>
-              <w:bottom w:val="single" w:sz="6" w:space="0" w:color="E3E3E3"/>
-              <w:right w:val="single" w:sz="2" w:space="0" w:color="E3E3E3"/>
-            </w:tcBorders>
-            <w:vAlign w:val="bottom"/>
-            <w:hideMark/>
-          </w:tcPr>
-          <w:p>
-            <w:r>
-              <w:t>G</w:t>
-            </w:r>
-          </w:p>
-        </w:tc>
-        <w:tc>
-          <w:tcPr>
-            <w:tcW w:w="0" w:type="auto"/>
-            <w:tcBorders>
-              <w:top w:val="single" w:sz="2" w:space="0" w:color="E3E3E3"/>
-              <w:left w:val="single" w:sz="6" w:space="0" w:color="E3E3E3"/>
-              <w:bottom w:val="single" w:sz="6" w:space="0" w:color="E3E3E3"/>
-              <w:right w:val="single" w:sz="6" w:space="0" w:color="E3E3E3"/>
-            </w:tcBorders>
-            <w:vAlign w:val="bottom"/>
-            <w:hideMark/>
-          </w:tcPr>
-          <w:p>
-            <w:r>
-              <w:t>If all categories have at least one G label, then the device receives a sustainability label G.</w:t>
-            </w:r>
-          </w:p>
-        </w:tc>
-      </w:tr>
-    </w:tbl>
-    <w:p/>
     <w:p/>
     <w:p>
       <w:r>
@@ -8124,7 +8904,6 @@
                 <w:b/>
                 <w:bCs/>
               </w:rPr>
-              <w:lastRenderedPageBreak/>
               <w:t>B</w:t>
             </w:r>
           </w:p>
@@ -8727,6 +9506,7 @@
     <w:p/>
     <w:p>
       <w:r>
+        <w:lastRenderedPageBreak/>
         <w:t>PACKAGING</w:t>
       </w:r>
     </w:p>
@@ -10354,7 +11134,6 @@
                 <w:szCs w:val="21"/>
                 <w:bdr w:val="single" w:sz="2" w:space="0" w:color="E3E3E3" w:frame="1"/>
               </w:rPr>
-              <w:lastRenderedPageBreak/>
               <w:t>F</w:t>
             </w:r>
           </w:p>
@@ -13433,7 +14212,6 @@
                 <w:b/>
                 <w:bCs/>
               </w:rPr>
-              <w:lastRenderedPageBreak/>
               <w:t>F</w:t>
             </w:r>
           </w:p>
@@ -13595,7 +14373,7 @@
 </file>
 
 <file path=word/endnotes.xml><?xml version="1.0" encoding="utf-8"?>
-<w:endnotes xmlns:wpc="http://schemas.microsoft.com/office/word/2010/wordprocessingCanvas" xmlns:cx="http://schemas.microsoft.com/office/drawing/2014/chartex" xmlns:cx1="http://schemas.microsoft.com/office/drawing/2015/9/8/chartex" xmlns:cx2="http://schemas.microsoft.com/office/drawing/2015/10/21/chartex" xmlns:cx3="http://schemas.microsoft.com/office/drawing/2016/5/9/chartex" xmlns:cx4="http://schemas.microsoft.com/office/drawing/2016/5/10/chartex" xmlns:cx5="http://schemas.microsoft.com/office/drawing/2016/5/11/chartex" xmlns:cx6="http://schemas.microsoft.com/office/drawing/2016/5/12/chartex" xmlns:cx7="http://schemas.microsoft.com/office/drawing/2016/5/13/chartex" xmlns:cx8="http://schemas.microsoft.com/office/drawing/2016/5/14/chartex" xmlns:mc="http://schemas.openxmlformats.org/markup-compatibility/2006" xmlns:aink="http://schemas.microsoft.com/office/drawing/2016/ink" xmlns:am3d="http://schemas.microsoft.com/office/drawing/2017/model3d" xmlns:o="urn:schemas-microsoft-com:office:office" xmlns:oel="http://schemas.microsoft.com/office/2019/extlst" xmlns:r="http://schemas.openxmlformats.org/officeDocument/2006/relationships" xmlns:m="http://schemas.openxmlformats.org/officeDocument/2006/math" xmlns:v="urn:schemas-microsoft-com:vml" xmlns:wp14="http://schemas.microsoft.com/office/word/2010/wordprocessingDrawing" xmlns:wp="http://schemas.openxmlformats.org/drawingml/2006/wordprocessingDrawing" xmlns:w10="urn:schemas-microsoft-com:office:word" xmlns:w="http://schemas.openxmlformats.org/wordprocessingml/2006/main" xmlns:w14="http://schemas.microsoft.com/office/word/2010/wordml" xmlns:w15="http://schemas.microsoft.com/office/word/2012/wordml" xmlns:w16cex="http://schemas.microsoft.com/office/word/2018/wordml/cex" xmlns:w16cid="http://schemas.microsoft.com/office/word/2016/wordml/cid" xmlns:w16="http://schemas.microsoft.com/office/word/2018/wordml" xmlns:w16sdtdh="http://schemas.microsoft.com/office/word/2020/wordml/sdtdatahash" xmlns:w16se="http://schemas.microsoft.com/office/word/2015/wordml/symex" xmlns:wpg="http://schemas.microsoft.com/office/word/2010/wordprocessingGroup" xmlns:wpi="http://schemas.microsoft.com/office/word/2010/wordprocessingInk" xmlns:wne="http://schemas.microsoft.com/office/word/2006/wordml" xmlns:wps="http://schemas.microsoft.com/office/word/2010/wordprocessingShape" mc:Ignorable="w14 w15 w16se w16cid w16 w16cex w16sdtdh wp14">
+<w:endnotes xmlns:wpc="http://schemas.microsoft.com/office/word/2010/wordprocessingCanvas" xmlns:cx="http://schemas.microsoft.com/office/drawing/2014/chartex" xmlns:cx1="http://schemas.microsoft.com/office/drawing/2015/9/8/chartex" xmlns:cx2="http://schemas.microsoft.com/office/drawing/2015/10/21/chartex" xmlns:cx3="http://schemas.microsoft.com/office/drawing/2016/5/9/chartex" xmlns:cx4="http://schemas.microsoft.com/office/drawing/2016/5/10/chartex" xmlns:cx5="http://schemas.microsoft.com/office/drawing/2016/5/11/chartex" xmlns:cx6="http://schemas.microsoft.com/office/drawing/2016/5/12/chartex" xmlns:cx7="http://schemas.microsoft.com/office/drawing/2016/5/13/chartex" xmlns:cx8="http://schemas.microsoft.com/office/drawing/2016/5/14/chartex" xmlns:mc="http://schemas.openxmlformats.org/markup-compatibility/2006" xmlns:aink="http://schemas.microsoft.com/office/drawing/2016/ink" xmlns:am3d="http://schemas.microsoft.com/office/drawing/2017/model3d" xmlns:o="urn:schemas-microsoft-com:office:office" xmlns:oel="http://schemas.microsoft.com/office/2019/extlst" xmlns:r="http://schemas.openxmlformats.org/officeDocument/2006/relationships" xmlns:m="http://schemas.openxmlformats.org/officeDocument/2006/math" xmlns:v="urn:schemas-microsoft-com:vml" xmlns:wp14="http://schemas.microsoft.com/office/word/2010/wordprocessingDrawing" xmlns:wp="http://schemas.openxmlformats.org/drawingml/2006/wordprocessingDrawing" xmlns:w10="urn:schemas-microsoft-com:office:word" xmlns:w="http://schemas.openxmlformats.org/wordprocessingml/2006/main" xmlns:w14="http://schemas.microsoft.com/office/word/2010/wordml" xmlns:w15="http://schemas.microsoft.com/office/word/2012/wordml" xmlns:w16cex="http://schemas.microsoft.com/office/word/2018/wordml/cex" xmlns:w16cid="http://schemas.microsoft.com/office/word/2016/wordml/cid" xmlns:w16="http://schemas.microsoft.com/office/word/2018/wordml" xmlns:w16du="http://schemas.microsoft.com/office/word/2023/wordml/word16du" xmlns:w16sdtdh="http://schemas.microsoft.com/office/word/2020/wordml/sdtdatahash" xmlns:w16sdtfl="http://schemas.microsoft.com/office/word/2024/wordml/sdtformatlock" xmlns:w16se="http://schemas.microsoft.com/office/word/2015/wordml/symex" xmlns:wpg="http://schemas.microsoft.com/office/word/2010/wordprocessingGroup" xmlns:wpi="http://schemas.microsoft.com/office/word/2010/wordprocessingInk" xmlns:wne="http://schemas.microsoft.com/office/word/2006/wordml" xmlns:wps="http://schemas.microsoft.com/office/word/2010/wordprocessingShape" mc:Ignorable="w14 w15 w16se w16cid w16 w16cex w16sdtdh w16sdtfl w16du wp14">
   <w:endnote w:type="separator" w:id="-1">
     <w:p>
       <w:r>
@@ -13614,7 +14392,7 @@
 </file>
 
 <file path=word/footnotes.xml><?xml version="1.0" encoding="utf-8"?>
-<w:footnotes xmlns:wpc="http://schemas.microsoft.com/office/word/2010/wordprocessingCanvas" xmlns:cx="http://schemas.microsoft.com/office/drawing/2014/chartex" xmlns:cx1="http://schemas.microsoft.com/office/drawing/2015/9/8/chartex" xmlns:cx2="http://schemas.microsoft.com/office/drawing/2015/10/21/chartex" xmlns:cx3="http://schemas.microsoft.com/office/drawing/2016/5/9/chartex" xmlns:cx4="http://schemas.microsoft.com/office/drawing/2016/5/10/chartex" xmlns:cx5="http://schemas.microsoft.com/office/drawing/2016/5/11/chartex" xmlns:cx6="http://schemas.microsoft.com/office/drawing/2016/5/12/chartex" xmlns:cx7="http://schemas.microsoft.com/office/drawing/2016/5/13/chartex" xmlns:cx8="http://schemas.microsoft.com/office/drawing/2016/5/14/chartex" xmlns:mc="http://schemas.openxmlformats.org/markup-compatibility/2006" xmlns:aink="http://schemas.microsoft.com/office/drawing/2016/ink" xmlns:am3d="http://schemas.microsoft.com/office/drawing/2017/model3d" xmlns:o="urn:schemas-microsoft-com:office:office" xmlns:oel="http://schemas.microsoft.com/office/2019/extlst" xmlns:r="http://schemas.openxmlformats.org/officeDocument/2006/relationships" xmlns:m="http://schemas.openxmlformats.org/officeDocument/2006/math" xmlns:v="urn:schemas-microsoft-com:vml" xmlns:wp14="http://schemas.microsoft.com/office/word/2010/wordprocessingDrawing" xmlns:wp="http://schemas.openxmlformats.org/drawingml/2006/wordprocessingDrawing" xmlns:w10="urn:schemas-microsoft-com:office:word" xmlns:w="http://schemas.openxmlformats.org/wordprocessingml/2006/main" xmlns:w14="http://schemas.microsoft.com/office/word/2010/wordml" xmlns:w15="http://schemas.microsoft.com/office/word/2012/wordml" xmlns:w16cex="http://schemas.microsoft.com/office/word/2018/wordml/cex" xmlns:w16cid="http://schemas.microsoft.com/office/word/2016/wordml/cid" xmlns:w16="http://schemas.microsoft.com/office/word/2018/wordml" xmlns:w16sdtdh="http://schemas.microsoft.com/office/word/2020/wordml/sdtdatahash" xmlns:w16se="http://schemas.microsoft.com/office/word/2015/wordml/symex" xmlns:wpg="http://schemas.microsoft.com/office/word/2010/wordprocessingGroup" xmlns:wpi="http://schemas.microsoft.com/office/word/2010/wordprocessingInk" xmlns:wne="http://schemas.microsoft.com/office/word/2006/wordml" xmlns:wps="http://schemas.microsoft.com/office/word/2010/wordprocessingShape" mc:Ignorable="w14 w15 w16se w16cid w16 w16cex w16sdtdh wp14">
+<w:footnotes xmlns:wpc="http://schemas.microsoft.com/office/word/2010/wordprocessingCanvas" xmlns:cx="http://schemas.microsoft.com/office/drawing/2014/chartex" xmlns:cx1="http://schemas.microsoft.com/office/drawing/2015/9/8/chartex" xmlns:cx2="http://schemas.microsoft.com/office/drawing/2015/10/21/chartex" xmlns:cx3="http://schemas.microsoft.com/office/drawing/2016/5/9/chartex" xmlns:cx4="http://schemas.microsoft.com/office/drawing/2016/5/10/chartex" xmlns:cx5="http://schemas.microsoft.com/office/drawing/2016/5/11/chartex" xmlns:cx6="http://schemas.microsoft.com/office/drawing/2016/5/12/chartex" xmlns:cx7="http://schemas.microsoft.com/office/drawing/2016/5/13/chartex" xmlns:cx8="http://schemas.microsoft.com/office/drawing/2016/5/14/chartex" xmlns:mc="http://schemas.openxmlformats.org/markup-compatibility/2006" xmlns:aink="http://schemas.microsoft.com/office/drawing/2016/ink" xmlns:am3d="http://schemas.microsoft.com/office/drawing/2017/model3d" xmlns:o="urn:schemas-microsoft-com:office:office" xmlns:oel="http://schemas.microsoft.com/office/2019/extlst" xmlns:r="http://schemas.openxmlformats.org/officeDocument/2006/relationships" xmlns:m="http://schemas.openxmlformats.org/officeDocument/2006/math" xmlns:v="urn:schemas-microsoft-com:vml" xmlns:wp14="http://schemas.microsoft.com/office/word/2010/wordprocessingDrawing" xmlns:wp="http://schemas.openxmlformats.org/drawingml/2006/wordprocessingDrawing" xmlns:w10="urn:schemas-microsoft-com:office:word" xmlns:w="http://schemas.openxmlformats.org/wordprocessingml/2006/main" xmlns:w14="http://schemas.microsoft.com/office/word/2010/wordml" xmlns:w15="http://schemas.microsoft.com/office/word/2012/wordml" xmlns:w16cex="http://schemas.microsoft.com/office/word/2018/wordml/cex" xmlns:w16cid="http://schemas.microsoft.com/office/word/2016/wordml/cid" xmlns:w16="http://schemas.microsoft.com/office/word/2018/wordml" xmlns:w16du="http://schemas.microsoft.com/office/word/2023/wordml/word16du" xmlns:w16sdtdh="http://schemas.microsoft.com/office/word/2020/wordml/sdtdatahash" xmlns:w16sdtfl="http://schemas.microsoft.com/office/word/2024/wordml/sdtformatlock" xmlns:w16se="http://schemas.microsoft.com/office/word/2015/wordml/symex" xmlns:wpg="http://schemas.microsoft.com/office/word/2010/wordprocessingGroup" xmlns:wpi="http://schemas.microsoft.com/office/word/2010/wordprocessingInk" xmlns:wne="http://schemas.microsoft.com/office/word/2006/wordml" xmlns:wps="http://schemas.microsoft.com/office/word/2010/wordprocessingShape" mc:Ignorable="w14 w15 w16se w16cid w16 w16cex w16sdtdh w16sdtfl w16du wp14">
   <w:footnote w:type="separator" w:id="-1">
     <w:p>
       <w:r>
@@ -13633,7 +14411,7 @@
 </file>
 
 <file path=word/numbering.xml><?xml version="1.0" encoding="utf-8"?>
-<w:numbering xmlns:wpc="http://schemas.microsoft.com/office/word/2010/wordprocessingCanvas" xmlns:cx="http://schemas.microsoft.com/office/drawing/2014/chartex" xmlns:cx1="http://schemas.microsoft.com/office/drawing/2015/9/8/chartex" xmlns:cx2="http://schemas.microsoft.com/office/drawing/2015/10/21/chartex" xmlns:cx3="http://schemas.microsoft.com/office/drawing/2016/5/9/chartex" xmlns:cx4="http://schemas.microsoft.com/office/drawing/2016/5/10/chartex" xmlns:cx5="http://schemas.microsoft.com/office/drawing/2016/5/11/chartex" xmlns:cx6="http://schemas.microsoft.com/office/drawing/2016/5/12/chartex" xmlns:cx7="http://schemas.microsoft.com/office/drawing/2016/5/13/chartex" xmlns:cx8="http://schemas.microsoft.com/office/drawing/2016/5/14/chartex" xmlns:mc="http://schemas.openxmlformats.org/markup-compatibility/2006" xmlns:aink="http://schemas.microsoft.com/office/drawing/2016/ink" xmlns:am3d="http://schemas.microsoft.com/office/drawing/2017/model3d" xmlns:o="urn:schemas-microsoft-com:office:office" xmlns:oel="http://schemas.microsoft.com/office/2019/extlst" xmlns:r="http://schemas.openxmlformats.org/officeDocument/2006/relationships" xmlns:m="http://schemas.openxmlformats.org/officeDocument/2006/math" xmlns:v="urn:schemas-microsoft-com:vml" xmlns:wp14="http://schemas.microsoft.com/office/word/2010/wordprocessingDrawing" xmlns:wp="http://schemas.openxmlformats.org/drawingml/2006/wordprocessingDrawing" xmlns:w10="urn:schemas-microsoft-com:office:word" xmlns:w="http://schemas.openxmlformats.org/wordprocessingml/2006/main" xmlns:w14="http://schemas.microsoft.com/office/word/2010/wordml" xmlns:w15="http://schemas.microsoft.com/office/word/2012/wordml" xmlns:w16cex="http://schemas.microsoft.com/office/word/2018/wordml/cex" xmlns:w16cid="http://schemas.microsoft.com/office/word/2016/wordml/cid" xmlns:w16="http://schemas.microsoft.com/office/word/2018/wordml" xmlns:w16sdtdh="http://schemas.microsoft.com/office/word/2020/wordml/sdtdatahash" xmlns:w16se="http://schemas.microsoft.com/office/word/2015/wordml/symex" xmlns:wpg="http://schemas.microsoft.com/office/word/2010/wordprocessingGroup" xmlns:wpi="http://schemas.microsoft.com/office/word/2010/wordprocessingInk" xmlns:wne="http://schemas.microsoft.com/office/word/2006/wordml" xmlns:wps="http://schemas.microsoft.com/office/word/2010/wordprocessingShape" mc:Ignorable="w14 w15 w16se w16cid w16 w16cex w16sdtdh wp14">
+<w:numbering xmlns:wpc="http://schemas.microsoft.com/office/word/2010/wordprocessingCanvas" xmlns:cx="http://schemas.microsoft.com/office/drawing/2014/chartex" xmlns:cx1="http://schemas.microsoft.com/office/drawing/2015/9/8/chartex" xmlns:cx2="http://schemas.microsoft.com/office/drawing/2015/10/21/chartex" xmlns:cx3="http://schemas.microsoft.com/office/drawing/2016/5/9/chartex" xmlns:cx4="http://schemas.microsoft.com/office/drawing/2016/5/10/chartex" xmlns:cx5="http://schemas.microsoft.com/office/drawing/2016/5/11/chartex" xmlns:cx6="http://schemas.microsoft.com/office/drawing/2016/5/12/chartex" xmlns:cx7="http://schemas.microsoft.com/office/drawing/2016/5/13/chartex" xmlns:cx8="http://schemas.microsoft.com/office/drawing/2016/5/14/chartex" xmlns:mc="http://schemas.openxmlformats.org/markup-compatibility/2006" xmlns:aink="http://schemas.microsoft.com/office/drawing/2016/ink" xmlns:am3d="http://schemas.microsoft.com/office/drawing/2017/model3d" xmlns:o="urn:schemas-microsoft-com:office:office" xmlns:oel="http://schemas.microsoft.com/office/2019/extlst" xmlns:r="http://schemas.openxmlformats.org/officeDocument/2006/relationships" xmlns:m="http://schemas.openxmlformats.org/officeDocument/2006/math" xmlns:v="urn:schemas-microsoft-com:vml" xmlns:wp14="http://schemas.microsoft.com/office/word/2010/wordprocessingDrawing" xmlns:wp="http://schemas.openxmlformats.org/drawingml/2006/wordprocessingDrawing" xmlns:w10="urn:schemas-microsoft-com:office:word" xmlns:w="http://schemas.openxmlformats.org/wordprocessingml/2006/main" xmlns:w14="http://schemas.microsoft.com/office/word/2010/wordml" xmlns:w15="http://schemas.microsoft.com/office/word/2012/wordml" xmlns:w16cex="http://schemas.microsoft.com/office/word/2018/wordml/cex" xmlns:w16cid="http://schemas.microsoft.com/office/word/2016/wordml/cid" xmlns:w16="http://schemas.microsoft.com/office/word/2018/wordml" xmlns:w16du="http://schemas.microsoft.com/office/word/2023/wordml/word16du" xmlns:w16sdtdh="http://schemas.microsoft.com/office/word/2020/wordml/sdtdatahash" xmlns:w16sdtfl="http://schemas.microsoft.com/office/word/2024/wordml/sdtformatlock" xmlns:w16se="http://schemas.microsoft.com/office/word/2015/wordml/symex" xmlns:wpg="http://schemas.microsoft.com/office/word/2010/wordprocessingGroup" xmlns:wpi="http://schemas.microsoft.com/office/word/2010/wordprocessingInk" xmlns:wne="http://schemas.microsoft.com/office/word/2006/wordml" xmlns:wps="http://schemas.microsoft.com/office/word/2010/wordprocessingShape" mc:Ignorable="w14 w15 w16se w16cid w16 w16cex w16sdtdh w16sdtfl w16du wp14">
   <w:abstractNum w:abstractNumId="0" w15:restartNumberingAfterBreak="0">
     <w:nsid w:val="07173D15"/>
     <w:multiLevelType w:val="multilevel"/>
@@ -19771,7 +20549,7 @@
 </file>
 
 <file path=word/styles.xml><?xml version="1.0" encoding="utf-8"?>
-<w:styles xmlns:mc="http://schemas.openxmlformats.org/markup-compatibility/2006" xmlns:r="http://schemas.openxmlformats.org/officeDocument/2006/relationships" xmlns:w="http://schemas.openxmlformats.org/wordprocessingml/2006/main" xmlns:w14="http://schemas.microsoft.com/office/word/2010/wordml" xmlns:w15="http://schemas.microsoft.com/office/word/2012/wordml" xmlns:w16cex="http://schemas.microsoft.com/office/word/2018/wordml/cex" xmlns:w16cid="http://schemas.microsoft.com/office/word/2016/wordml/cid" xmlns:w16="http://schemas.microsoft.com/office/word/2018/wordml" xmlns:w16sdtdh="http://schemas.microsoft.com/office/word/2020/wordml/sdtdatahash" xmlns:w16se="http://schemas.microsoft.com/office/word/2015/wordml/symex" mc:Ignorable="w14 w15 w16se w16cid w16 w16cex w16sdtdh">
+<w:styles xmlns:mc="http://schemas.openxmlformats.org/markup-compatibility/2006" xmlns:r="http://schemas.openxmlformats.org/officeDocument/2006/relationships" xmlns:w="http://schemas.openxmlformats.org/wordprocessingml/2006/main" xmlns:w14="http://schemas.microsoft.com/office/word/2010/wordml" xmlns:w15="http://schemas.microsoft.com/office/word/2012/wordml" xmlns:w16cex="http://schemas.microsoft.com/office/word/2018/wordml/cex" xmlns:w16cid="http://schemas.microsoft.com/office/word/2016/wordml/cid" xmlns:w16="http://schemas.microsoft.com/office/word/2018/wordml" xmlns:w16du="http://schemas.microsoft.com/office/word/2023/wordml/word16du" xmlns:w16sdtdh="http://schemas.microsoft.com/office/word/2020/wordml/sdtdatahash" xmlns:w16sdtfl="http://schemas.microsoft.com/office/word/2024/wordml/sdtformatlock" xmlns:w16se="http://schemas.microsoft.com/office/word/2015/wordml/symex" mc:Ignorable="w14 w15 w16se w16cid w16 w16cex w16sdtdh w16sdtfl w16du">
   <w:docDefaults>
     <w:rPrDefault>
       <w:rPr>
@@ -19779,7 +20557,7 @@
         <w:kern w:val="2"/>
         <w:sz w:val="24"/>
         <w:szCs w:val="24"/>
-        <w:lang w:val="en-ES" w:eastAsia="en-US" w:bidi="ar-SA"/>
+        <w:lang w:eastAsia="en-US" w:bidi="ar-SA"/>
         <w14:ligatures w14:val="standardContextual"/>
       </w:rPr>
     </w:rPrDefault>
@@ -20399,7 +21177,6 @@
   <w:style w:type="character" w:default="1" w:styleId="DefaultParagraphFont">
     <w:name w:val="Default Paragraph Font"/>
     <w:uiPriority w:val="1"/>
-    <w:semiHidden/>
     <w:unhideWhenUsed/>
   </w:style>
   <w:style w:type="table" w:default="1" w:styleId="TableNormal">
